--- a/Assignment 16.docx
+++ b/Assignment 16.docx
@@ -26,6 +26,2482 @@
           <w:ilvl w:val="0"/>
           <w:numId w:val="1"/>
         </w:numPr>
+        <w:rPr>
+          <w:sz w:val="28"/>
+          <w:szCs w:val="28"/>
+          <w:lang w:val="en-US"/>
+        </w:rPr>
+      </w:pPr>
+      <w:r>
+        <w:rPr>
+          <w:sz w:val="28"/>
+          <w:szCs w:val="28"/>
+          <w:lang w:val="en-US"/>
+        </w:rPr>
+        <w:t>What is Table type?</w:t>
+      </w:r>
+    </w:p>
+    <w:p>
+      <w:pPr>
+        <w:pStyle w:val="ListParagraph"/>
+        <w:numPr>
+          <w:ilvl w:val="0"/>
+          <w:numId w:val="2"/>
+        </w:numPr>
+        <w:rPr>
+          <w:sz w:val="28"/>
+          <w:szCs w:val="28"/>
+          <w:lang w:val="en-US"/>
+        </w:rPr>
+      </w:pPr>
+      <w:r>
+        <w:rPr>
+          <w:sz w:val="28"/>
+          <w:szCs w:val="28"/>
+          <w:lang w:val="en-US"/>
+        </w:rPr>
+        <w:t xml:space="preserve">A Table Type is a Data Dictionary (DDIC) object that defines the structure </w:t>
+      </w:r>
+      <w:r>
+        <w:rPr>
+          <w:sz w:val="28"/>
+          <w:szCs w:val="28"/>
+          <w:lang w:val="en-US"/>
+        </w:rPr>
+        <w:t>and function</w:t>
+      </w:r>
+      <w:r>
+        <w:rPr>
+          <w:sz w:val="28"/>
+          <w:szCs w:val="28"/>
+          <w:lang w:val="en-US"/>
+        </w:rPr>
+        <w:t>s</w:t>
+      </w:r>
+      <w:r>
+        <w:rPr>
+          <w:sz w:val="28"/>
+          <w:szCs w:val="28"/>
+          <w:lang w:val="en-US"/>
+        </w:rPr>
+        <w:t xml:space="preserve"> </w:t>
+      </w:r>
+      <w:r>
+        <w:rPr>
+          <w:sz w:val="28"/>
+          <w:szCs w:val="28"/>
+          <w:lang w:val="en-US"/>
+        </w:rPr>
+        <w:t>of an internal table.</w:t>
+      </w:r>
+    </w:p>
+    <w:p>
+      <w:pPr>
+        <w:pStyle w:val="NormalWeb"/>
+        <w:numPr>
+          <w:ilvl w:val="0"/>
+          <w:numId w:val="2"/>
+        </w:numPr>
+        <w:rPr>
+          <w:rFonts w:asciiTheme="minorHAnsi" w:hAnsiTheme="minorHAnsi" w:cstheme="minorHAnsi"/>
+        </w:rPr>
+      </w:pPr>
+      <w:r>
+        <w:rPr>
+          <w:rFonts w:asciiTheme="minorHAnsi" w:hAnsiTheme="minorHAnsi" w:cstheme="minorHAnsi"/>
+        </w:rPr>
+        <w:t>Components of Table Type</w:t>
+      </w:r>
+    </w:p>
+    <w:p>
+      <w:pPr>
+        <w:pStyle w:val="NormalWeb"/>
+        <w:numPr>
+          <w:ilvl w:val="0"/>
+          <w:numId w:val="2"/>
+        </w:numPr>
+        <w:rPr>
+          <w:rFonts w:asciiTheme="minorHAnsi" w:hAnsiTheme="minorHAnsi" w:cstheme="minorHAnsi"/>
+        </w:rPr>
+      </w:pPr>
+      <w:r>
+        <w:rPr>
+          <w:rFonts w:asciiTheme="minorHAnsi" w:hAnsiTheme="minorHAnsi" w:cstheme="minorHAnsi"/>
+        </w:rPr>
+        <w:t>When creating in SE11 → Table Type:</w:t>
+      </w:r>
+    </w:p>
+    <w:p>
+      <w:pPr>
+        <w:pStyle w:val="NormalWeb"/>
+        <w:numPr>
+          <w:ilvl w:val="0"/>
+          <w:numId w:val="2"/>
+        </w:numPr>
+        <w:rPr>
+          <w:rFonts w:asciiTheme="minorHAnsi" w:hAnsiTheme="minorHAnsi" w:cstheme="minorHAnsi"/>
+          <w:sz w:val="28"/>
+          <w:szCs w:val="28"/>
+        </w:rPr>
+      </w:pPr>
+      <w:r>
+        <w:rPr>
+          <w:rFonts w:asciiTheme="minorHAnsi" w:hAnsiTheme="minorHAnsi" w:cstheme="minorHAnsi"/>
+          <w:sz w:val="28"/>
+          <w:szCs w:val="28"/>
+        </w:rPr>
+        <w:t>1.</w:t>
+      </w:r>
+      <w:r>
+        <w:rPr>
+          <w:rFonts w:asciiTheme="minorHAnsi" w:hAnsiTheme="minorHAnsi" w:cstheme="minorHAnsi"/>
+          <w:sz w:val="28"/>
+          <w:szCs w:val="28"/>
+        </w:rPr>
+        <w:t>Line Type</w:t>
+      </w:r>
+    </w:p>
+    <w:p>
+      <w:pPr>
+        <w:pStyle w:val="NormalWeb"/>
+        <w:numPr>
+          <w:ilvl w:val="0"/>
+          <w:numId w:val="2"/>
+        </w:numPr>
+        <w:rPr>
+          <w:rFonts w:asciiTheme="minorHAnsi" w:hAnsiTheme="minorHAnsi" w:cstheme="minorHAnsi"/>
+        </w:rPr>
+      </w:pPr>
+      <w:r>
+        <w:rPr>
+          <w:rFonts w:asciiTheme="minorHAnsi" w:hAnsiTheme="minorHAnsi" w:cstheme="minorHAnsi"/>
+        </w:rPr>
+        <w:t>Structure or DB tabl</w:t>
+      </w:r>
+      <w:r>
+        <w:rPr>
+          <w:rFonts w:asciiTheme="minorHAnsi" w:hAnsiTheme="minorHAnsi" w:cstheme="minorHAnsi"/>
+        </w:rPr>
+        <w:t>e</w:t>
+      </w:r>
+    </w:p>
+    <w:p>
+      <w:pPr>
+        <w:pStyle w:val="NormalWeb"/>
+        <w:numPr>
+          <w:ilvl w:val="0"/>
+          <w:numId w:val="2"/>
+        </w:numPr>
+        <w:rPr>
+          <w:rFonts w:asciiTheme="minorHAnsi" w:hAnsiTheme="minorHAnsi" w:cstheme="minorHAnsi"/>
+          <w:sz w:val="28"/>
+          <w:szCs w:val="28"/>
+        </w:rPr>
+      </w:pPr>
+      <w:r>
+        <w:rPr>
+          <w:rFonts w:asciiTheme="minorHAnsi" w:hAnsiTheme="minorHAnsi" w:cstheme="minorHAnsi"/>
+          <w:sz w:val="28"/>
+          <w:szCs w:val="28"/>
+        </w:rPr>
+        <w:t>2.</w:t>
+      </w:r>
+      <w:r>
+        <w:rPr>
+          <w:rFonts w:asciiTheme="minorHAnsi" w:hAnsiTheme="minorHAnsi" w:cstheme="minorHAnsi"/>
+          <w:sz w:val="28"/>
+          <w:szCs w:val="28"/>
+        </w:rPr>
+        <w:t>Table Category</w:t>
+      </w:r>
+    </w:p>
+    <w:p>
+      <w:pPr>
+        <w:pStyle w:val="NormalWeb"/>
+        <w:numPr>
+          <w:ilvl w:val="0"/>
+          <w:numId w:val="2"/>
+        </w:numPr>
+        <w:rPr>
+          <w:rFonts w:asciiTheme="minorHAnsi" w:hAnsiTheme="minorHAnsi" w:cstheme="minorHAnsi"/>
+        </w:rPr>
+      </w:pPr>
+      <w:r>
+        <w:rPr>
+          <w:rFonts w:asciiTheme="minorHAnsi" w:hAnsiTheme="minorHAnsi" w:cstheme="minorHAnsi"/>
+        </w:rPr>
+        <w:t>1.</w:t>
+      </w:r>
+      <w:r>
+        <w:rPr>
+          <w:rFonts w:asciiTheme="minorHAnsi" w:hAnsiTheme="minorHAnsi" w:cstheme="minorHAnsi"/>
+        </w:rPr>
+        <w:t>Standard table</w:t>
+      </w:r>
+    </w:p>
+    <w:p>
+      <w:pPr>
+        <w:pStyle w:val="NormalWeb"/>
+        <w:numPr>
+          <w:ilvl w:val="0"/>
+          <w:numId w:val="2"/>
+        </w:numPr>
+        <w:rPr>
+          <w:rFonts w:asciiTheme="minorHAnsi" w:hAnsiTheme="minorHAnsi" w:cstheme="minorHAnsi"/>
+        </w:rPr>
+      </w:pPr>
+      <w:r>
+        <w:rPr>
+          <w:rFonts w:asciiTheme="minorHAnsi" w:hAnsiTheme="minorHAnsi" w:cstheme="minorHAnsi"/>
+        </w:rPr>
+        <w:t>2.</w:t>
+      </w:r>
+      <w:r>
+        <w:rPr>
+          <w:rFonts w:asciiTheme="minorHAnsi" w:hAnsiTheme="minorHAnsi" w:cstheme="minorHAnsi"/>
+        </w:rPr>
+        <w:t>Sorted table</w:t>
+      </w:r>
+    </w:p>
+    <w:p>
+      <w:pPr>
+        <w:pStyle w:val="NormalWeb"/>
+        <w:numPr>
+          <w:ilvl w:val="0"/>
+          <w:numId w:val="2"/>
+        </w:numPr>
+        <w:rPr>
+          <w:rFonts w:asciiTheme="minorHAnsi" w:hAnsiTheme="minorHAnsi" w:cstheme="minorHAnsi"/>
+        </w:rPr>
+      </w:pPr>
+      <w:r>
+        <w:rPr>
+          <w:rFonts w:asciiTheme="minorHAnsi" w:hAnsiTheme="minorHAnsi" w:cstheme="minorHAnsi"/>
+        </w:rPr>
+        <w:t>3.</w:t>
+      </w:r>
+      <w:r>
+        <w:rPr>
+          <w:rFonts w:asciiTheme="minorHAnsi" w:hAnsiTheme="minorHAnsi" w:cstheme="minorHAnsi"/>
+        </w:rPr>
+        <w:t>Hashed table</w:t>
+      </w:r>
+    </w:p>
+    <w:p>
+      <w:pPr>
+        <w:pStyle w:val="NormalWeb"/>
+        <w:numPr>
+          <w:ilvl w:val="0"/>
+          <w:numId w:val="2"/>
+        </w:numPr>
+        <w:rPr>
+          <w:rFonts w:asciiTheme="minorHAnsi" w:hAnsiTheme="minorHAnsi" w:cstheme="minorHAnsi"/>
+        </w:rPr>
+      </w:pPr>
+      <w:r>
+        <w:rPr>
+          <w:rFonts w:asciiTheme="minorHAnsi" w:hAnsiTheme="minorHAnsi" w:cstheme="minorHAnsi"/>
+        </w:rPr>
+        <w:t>4.</w:t>
+      </w:r>
+      <w:r>
+        <w:rPr>
+          <w:rFonts w:asciiTheme="minorHAnsi" w:hAnsiTheme="minorHAnsi" w:cstheme="minorHAnsi"/>
+        </w:rPr>
+        <w:t>Index Table</w:t>
+      </w:r>
+    </w:p>
+    <w:p>
+      <w:pPr>
+        <w:pStyle w:val="NormalWeb"/>
+        <w:numPr>
+          <w:ilvl w:val="0"/>
+          <w:numId w:val="2"/>
+        </w:numPr>
+        <w:rPr>
+          <w:rFonts w:asciiTheme="minorHAnsi" w:hAnsiTheme="minorHAnsi" w:cstheme="minorHAnsi"/>
+        </w:rPr>
+      </w:pPr>
+      <w:r>
+        <w:rPr>
+          <w:rFonts w:asciiTheme="minorHAnsi" w:hAnsiTheme="minorHAnsi" w:cstheme="minorHAnsi"/>
+        </w:rPr>
+        <w:t>5.</w:t>
+      </w:r>
+      <w:r>
+        <w:rPr>
+          <w:rFonts w:asciiTheme="minorHAnsi" w:hAnsiTheme="minorHAnsi" w:cstheme="minorHAnsi"/>
+        </w:rPr>
+        <w:t>Not Specified</w:t>
+      </w:r>
+    </w:p>
+    <w:p>
+      <w:pPr>
+        <w:pStyle w:val="NormalWeb"/>
+        <w:numPr>
+          <w:ilvl w:val="0"/>
+          <w:numId w:val="2"/>
+        </w:numPr>
+        <w:rPr>
+          <w:rFonts w:asciiTheme="minorHAnsi" w:hAnsiTheme="minorHAnsi" w:cstheme="minorHAnsi"/>
+          <w:sz w:val="28"/>
+          <w:szCs w:val="28"/>
+        </w:rPr>
+      </w:pPr>
+      <w:r>
+        <w:rPr>
+          <w:rFonts w:asciiTheme="minorHAnsi" w:hAnsiTheme="minorHAnsi" w:cstheme="minorHAnsi"/>
+          <w:sz w:val="28"/>
+          <w:szCs w:val="28"/>
+        </w:rPr>
+        <w:t>3.</w:t>
+      </w:r>
+      <w:r>
+        <w:rPr>
+          <w:rFonts w:asciiTheme="minorHAnsi" w:hAnsiTheme="minorHAnsi" w:cstheme="minorHAnsi"/>
+          <w:sz w:val="28"/>
+          <w:szCs w:val="28"/>
+        </w:rPr>
+        <w:t>Key Definition</w:t>
+      </w:r>
+    </w:p>
+    <w:p>
+      <w:pPr>
+        <w:pStyle w:val="NormalWeb"/>
+        <w:numPr>
+          <w:ilvl w:val="0"/>
+          <w:numId w:val="2"/>
+        </w:numPr>
+        <w:rPr>
+          <w:rFonts w:asciiTheme="minorHAnsi" w:hAnsiTheme="minorHAnsi" w:cstheme="minorHAnsi"/>
+        </w:rPr>
+      </w:pPr>
+      <w:r>
+        <w:rPr>
+          <w:rFonts w:asciiTheme="minorHAnsi" w:hAnsiTheme="minorHAnsi" w:cstheme="minorHAnsi"/>
+        </w:rPr>
+        <w:t>Primary key fields</w:t>
+      </w:r>
+    </w:p>
+    <w:p>
+      <w:pPr>
+        <w:pStyle w:val="NormalWeb"/>
+        <w:numPr>
+          <w:ilvl w:val="0"/>
+          <w:numId w:val="2"/>
+        </w:numPr>
+      </w:pPr>
+      <w:r>
+        <w:rPr>
+          <w:noProof/>
+        </w:rPr>
+        <w:drawing>
+          <wp:inline distT="0" distB="0" distL="0" distR="0" wp14:anchorId="54AB68C8" wp14:editId="705E14FC">
+            <wp:extent cx="4419600" cy="3431972"/>
+            <wp:effectExtent l="0" t="0" r="0" b="0"/>
+            <wp:docPr id="1579216542" name="Picture 1"/>
+            <wp:cNvGraphicFramePr>
+              <a:graphicFrameLocks xmlns:a="http://schemas.openxmlformats.org/drawingml/2006/main" noChangeAspect="1"/>
+            </wp:cNvGraphicFramePr>
+            <a:graphic xmlns:a="http://schemas.openxmlformats.org/drawingml/2006/main">
+              <a:graphicData uri="http://schemas.openxmlformats.org/drawingml/2006/picture">
+                <pic:pic xmlns:pic="http://schemas.openxmlformats.org/drawingml/2006/picture">
+                  <pic:nvPicPr>
+                    <pic:cNvPr id="0" name="Picture 1"/>
+                    <pic:cNvPicPr>
+                      <a:picLocks noChangeAspect="1" noChangeArrowheads="1"/>
+                    </pic:cNvPicPr>
+                  </pic:nvPicPr>
+                  <pic:blipFill>
+                    <a:blip r:embed="rId7">
+                      <a:extLst>
+                        <a:ext uri="{28A0092B-C50C-407E-A947-70E740481C1C}">
+                          <a14:useLocalDpi xmlns:a14="http://schemas.microsoft.com/office/drawing/2010/main" val="0"/>
+                        </a:ext>
+                      </a:extLst>
+                    </a:blip>
+                    <a:srcRect/>
+                    <a:stretch>
+                      <a:fillRect/>
+                    </a:stretch>
+                  </pic:blipFill>
+                  <pic:spPr bwMode="auto">
+                    <a:xfrm>
+                      <a:off x="0" y="0"/>
+                      <a:ext cx="4433803" cy="3443001"/>
+                    </a:xfrm>
+                    <a:prstGeom prst="rect">
+                      <a:avLst/>
+                    </a:prstGeom>
+                    <a:noFill/>
+                    <a:ln>
+                      <a:noFill/>
+                    </a:ln>
+                  </pic:spPr>
+                </pic:pic>
+              </a:graphicData>
+            </a:graphic>
+          </wp:inline>
+        </w:drawing>
+      </w:r>
+    </w:p>
+    <w:p>
+      <w:pPr>
+        <w:pStyle w:val="NormalWeb"/>
+        <w:numPr>
+          <w:ilvl w:val="0"/>
+          <w:numId w:val="2"/>
+        </w:numPr>
+        <w:rPr>
+          <w:rFonts w:asciiTheme="minorHAnsi" w:hAnsiTheme="minorHAnsi" w:cstheme="minorHAnsi"/>
+          <w:sz w:val="28"/>
+          <w:szCs w:val="28"/>
+        </w:rPr>
+      </w:pPr>
+      <w:r>
+        <w:rPr>
+          <w:rFonts w:asciiTheme="minorHAnsi" w:hAnsiTheme="minorHAnsi" w:cstheme="minorHAnsi"/>
+          <w:sz w:val="28"/>
+          <w:szCs w:val="28"/>
+        </w:rPr>
+        <w:t>the line type is the data structure of one row of the internal table.</w:t>
+      </w:r>
+    </w:p>
+    <w:p>
+      <w:pPr>
+        <w:pStyle w:val="NormalWeb"/>
+        <w:numPr>
+          <w:ilvl w:val="0"/>
+          <w:numId w:val="2"/>
+        </w:numPr>
+        <w:rPr>
+          <w:rFonts w:asciiTheme="minorHAnsi" w:hAnsiTheme="minorHAnsi" w:cstheme="minorHAnsi"/>
+          <w:sz w:val="28"/>
+          <w:szCs w:val="28"/>
+        </w:rPr>
+      </w:pPr>
+      <w:r>
+        <w:rPr>
+          <w:rFonts w:asciiTheme="minorHAnsi" w:hAnsiTheme="minorHAnsi" w:cstheme="minorHAnsi"/>
+          <w:sz w:val="28"/>
+          <w:szCs w:val="28"/>
+        </w:rPr>
+        <w:t>Line Type</w:t>
+      </w:r>
+      <w:r>
+        <w:rPr>
+          <w:rFonts w:asciiTheme="minorHAnsi" w:hAnsiTheme="minorHAnsi" w:cstheme="minorHAnsi"/>
+          <w:sz w:val="28"/>
+          <w:szCs w:val="28"/>
+        </w:rPr>
+        <w:t>:</w:t>
+      </w:r>
+      <w:r>
+        <w:rPr>
+          <w:rFonts w:asciiTheme="minorHAnsi" w:hAnsiTheme="minorHAnsi" w:cstheme="minorHAnsi"/>
+          <w:sz w:val="28"/>
+          <w:szCs w:val="28"/>
+        </w:rPr>
+        <w:t xml:space="preserve"> </w:t>
+      </w:r>
+    </w:p>
+    <w:p>
+      <w:pPr>
+        <w:pStyle w:val="NormalWeb"/>
+        <w:numPr>
+          <w:ilvl w:val="0"/>
+          <w:numId w:val="2"/>
+        </w:numPr>
+        <w:rPr>
+          <w:rFonts w:asciiTheme="minorHAnsi" w:hAnsiTheme="minorHAnsi" w:cstheme="minorHAnsi"/>
+          <w:sz w:val="28"/>
+          <w:szCs w:val="28"/>
+        </w:rPr>
+      </w:pPr>
+      <w:r>
+        <w:rPr>
+          <w:rFonts w:asciiTheme="minorHAnsi" w:hAnsiTheme="minorHAnsi" w:cstheme="minorHAnsi"/>
+          <w:sz w:val="28"/>
+          <w:szCs w:val="28"/>
+        </w:rPr>
+        <w:t xml:space="preserve">Here we can specify </w:t>
+      </w:r>
+      <w:r>
+        <w:rPr>
+          <w:rFonts w:asciiTheme="minorHAnsi" w:hAnsiTheme="minorHAnsi" w:cstheme="minorHAnsi"/>
+          <w:sz w:val="28"/>
+          <w:szCs w:val="28"/>
+        </w:rPr>
+        <w:t>Structure name</w:t>
+      </w:r>
+      <w:r>
+        <w:rPr>
+          <w:rFonts w:asciiTheme="minorHAnsi" w:hAnsiTheme="minorHAnsi" w:cstheme="minorHAnsi"/>
+          <w:sz w:val="28"/>
+          <w:szCs w:val="28"/>
+        </w:rPr>
+        <w:t>, Database table name</w:t>
+      </w:r>
+      <w:r>
+        <w:rPr>
+          <w:rFonts w:asciiTheme="minorHAnsi" w:hAnsiTheme="minorHAnsi" w:cstheme="minorHAnsi"/>
+          <w:sz w:val="28"/>
+          <w:szCs w:val="28"/>
+        </w:rPr>
+        <w:t>, Data element name</w:t>
+      </w:r>
+      <w:r>
+        <w:rPr>
+          <w:rFonts w:asciiTheme="minorHAnsi" w:hAnsiTheme="minorHAnsi" w:cstheme="minorHAnsi"/>
+          <w:sz w:val="28"/>
+          <w:szCs w:val="28"/>
+        </w:rPr>
+        <w:br/>
+      </w:r>
+    </w:p>
+    <w:p>
+      <w:pPr>
+        <w:pStyle w:val="NormalWeb"/>
+        <w:numPr>
+          <w:ilvl w:val="0"/>
+          <w:numId w:val="2"/>
+        </w:numPr>
+        <w:rPr>
+          <w:rFonts w:asciiTheme="minorHAnsi" w:hAnsiTheme="minorHAnsi" w:cstheme="minorHAnsi"/>
+          <w:sz w:val="28"/>
+          <w:szCs w:val="28"/>
+        </w:rPr>
+      </w:pPr>
+      <w:r>
+        <w:rPr>
+          <w:rFonts w:asciiTheme="minorHAnsi" w:hAnsiTheme="minorHAnsi" w:cstheme="minorHAnsi"/>
+          <w:sz w:val="28"/>
+          <w:szCs w:val="28"/>
+        </w:rPr>
+        <w:t>Built-in Type</w:t>
+      </w:r>
+      <w:r>
+        <w:rPr>
+          <w:rFonts w:asciiTheme="minorHAnsi" w:hAnsiTheme="minorHAnsi" w:cstheme="minorHAnsi"/>
+          <w:sz w:val="28"/>
+          <w:szCs w:val="28"/>
+        </w:rPr>
+        <w:t>:</w:t>
+      </w:r>
+      <w:r>
+        <w:t xml:space="preserve"> </w:t>
+      </w:r>
+      <w:r>
+        <w:rPr>
+          <w:rFonts w:asciiTheme="minorHAnsi" w:hAnsiTheme="minorHAnsi" w:cstheme="minorHAnsi"/>
+          <w:sz w:val="28"/>
+          <w:szCs w:val="28"/>
+        </w:rPr>
+        <w:t xml:space="preserve">Here </w:t>
+      </w:r>
+      <w:r>
+        <w:rPr>
+          <w:rFonts w:asciiTheme="minorHAnsi" w:hAnsiTheme="minorHAnsi" w:cstheme="minorHAnsi"/>
+          <w:sz w:val="28"/>
+          <w:szCs w:val="28"/>
+        </w:rPr>
+        <w:t>we</w:t>
+      </w:r>
+      <w:r>
+        <w:rPr>
+          <w:rFonts w:asciiTheme="minorHAnsi" w:hAnsiTheme="minorHAnsi" w:cstheme="minorHAnsi"/>
+          <w:sz w:val="28"/>
+          <w:szCs w:val="28"/>
+        </w:rPr>
+        <w:t xml:space="preserve"> directly define a basic ABAP data type.</w:t>
+      </w:r>
+    </w:p>
+    <w:p>
+      <w:pPr>
+        <w:pStyle w:val="NormalWeb"/>
+        <w:numPr>
+          <w:ilvl w:val="0"/>
+          <w:numId w:val="2"/>
+        </w:numPr>
+        <w:rPr>
+          <w:rFonts w:asciiTheme="minorHAnsi" w:hAnsiTheme="minorHAnsi" w:cstheme="minorHAnsi"/>
+          <w:sz w:val="28"/>
+          <w:szCs w:val="28"/>
+        </w:rPr>
+      </w:pPr>
+      <w:r>
+        <w:rPr>
+          <w:rFonts w:asciiTheme="minorHAnsi" w:hAnsiTheme="minorHAnsi" w:cstheme="minorHAnsi"/>
+          <w:sz w:val="28"/>
+          <w:szCs w:val="28"/>
+        </w:rPr>
+        <w:t>Data type (CHAR / NUMC / INT…)</w:t>
+      </w:r>
+    </w:p>
+    <w:p>
+      <w:pPr>
+        <w:pStyle w:val="NormalWeb"/>
+        <w:numPr>
+          <w:ilvl w:val="0"/>
+          <w:numId w:val="2"/>
+        </w:numPr>
+        <w:rPr>
+          <w:rFonts w:asciiTheme="minorHAnsi" w:hAnsiTheme="minorHAnsi" w:cstheme="minorHAnsi"/>
+          <w:sz w:val="28"/>
+          <w:szCs w:val="28"/>
+        </w:rPr>
+      </w:pPr>
+      <w:r>
+        <w:rPr>
+          <w:rFonts w:asciiTheme="minorHAnsi" w:hAnsiTheme="minorHAnsi" w:cstheme="minorHAnsi"/>
+          <w:sz w:val="28"/>
+          <w:szCs w:val="28"/>
+        </w:rPr>
+        <w:t>Length</w:t>
+      </w:r>
+    </w:p>
+    <w:p>
+      <w:pPr>
+        <w:pStyle w:val="NormalWeb"/>
+        <w:numPr>
+          <w:ilvl w:val="0"/>
+          <w:numId w:val="2"/>
+        </w:numPr>
+        <w:rPr>
+          <w:rFonts w:asciiTheme="minorHAnsi" w:hAnsiTheme="minorHAnsi" w:cstheme="minorHAnsi"/>
+          <w:sz w:val="28"/>
+          <w:szCs w:val="28"/>
+        </w:rPr>
+      </w:pPr>
+      <w:r>
+        <w:rPr>
+          <w:rFonts w:asciiTheme="minorHAnsi" w:hAnsiTheme="minorHAnsi" w:cstheme="minorHAnsi"/>
+          <w:sz w:val="28"/>
+          <w:szCs w:val="28"/>
+        </w:rPr>
+        <w:lastRenderedPageBreak/>
+        <w:t>Decimal</w:t>
+      </w:r>
+    </w:p>
+    <w:p>
+      <w:pPr>
+        <w:pStyle w:val="NormalWeb"/>
+        <w:numPr>
+          <w:ilvl w:val="0"/>
+          <w:numId w:val="2"/>
+        </w:numPr>
+        <w:rPr>
+          <w:rFonts w:asciiTheme="minorHAnsi" w:hAnsiTheme="minorHAnsi" w:cstheme="minorHAnsi"/>
+          <w:sz w:val="28"/>
+          <w:szCs w:val="28"/>
+        </w:rPr>
+      </w:pPr>
+      <w:r>
+        <w:rPr>
+          <w:rFonts w:asciiTheme="minorHAnsi" w:hAnsiTheme="minorHAnsi" w:cstheme="minorHAnsi"/>
+          <w:sz w:val="28"/>
+          <w:szCs w:val="28"/>
+        </w:rPr>
+        <w:t xml:space="preserve">Eg: </w:t>
+      </w:r>
+      <w:r>
+        <w:rPr>
+          <w:rFonts w:asciiTheme="minorHAnsi" w:hAnsiTheme="minorHAnsi" w:cstheme="minorHAnsi"/>
+          <w:sz w:val="28"/>
+          <w:szCs w:val="28"/>
+        </w:rPr>
+        <w:t>Data type = CHAR</w:t>
+      </w:r>
+    </w:p>
+    <w:p>
+      <w:pPr>
+        <w:pStyle w:val="NormalWeb"/>
+        <w:numPr>
+          <w:ilvl w:val="0"/>
+          <w:numId w:val="2"/>
+        </w:numPr>
+        <w:rPr>
+          <w:rFonts w:asciiTheme="minorHAnsi" w:hAnsiTheme="minorHAnsi" w:cstheme="minorHAnsi"/>
+          <w:sz w:val="28"/>
+          <w:szCs w:val="28"/>
+        </w:rPr>
+      </w:pPr>
+      <w:r>
+        <w:rPr>
+          <w:rFonts w:asciiTheme="minorHAnsi" w:hAnsiTheme="minorHAnsi" w:cstheme="minorHAnsi"/>
+          <w:sz w:val="28"/>
+          <w:szCs w:val="28"/>
+        </w:rPr>
+        <w:t>Length = 10</w:t>
+      </w:r>
+    </w:p>
+    <w:p>
+      <w:pPr>
+        <w:pStyle w:val="NormalWeb"/>
+        <w:numPr>
+          <w:ilvl w:val="0"/>
+          <w:numId w:val="2"/>
+        </w:numPr>
+        <w:rPr>
+          <w:rFonts w:asciiTheme="minorHAnsi" w:hAnsiTheme="minorHAnsi" w:cstheme="minorHAnsi"/>
+          <w:sz w:val="28"/>
+          <w:szCs w:val="28"/>
+        </w:rPr>
+      </w:pPr>
+      <w:r>
+        <w:rPr>
+          <w:rFonts w:asciiTheme="minorHAnsi" w:hAnsiTheme="minorHAnsi" w:cstheme="minorHAnsi"/>
+          <w:sz w:val="28"/>
+          <w:szCs w:val="28"/>
+        </w:rPr>
+        <w:t>Reference Type</w:t>
+      </w:r>
+      <w:r>
+        <w:rPr>
+          <w:rFonts w:asciiTheme="minorHAnsi" w:hAnsiTheme="minorHAnsi" w:cstheme="minorHAnsi"/>
+          <w:sz w:val="28"/>
+          <w:szCs w:val="28"/>
+        </w:rPr>
+        <w:t>:</w:t>
+      </w:r>
+    </w:p>
+    <w:p>
+      <w:pPr>
+        <w:pStyle w:val="NormalWeb"/>
+        <w:numPr>
+          <w:ilvl w:val="0"/>
+          <w:numId w:val="2"/>
+        </w:numPr>
+        <w:rPr>
+          <w:rFonts w:asciiTheme="minorHAnsi" w:hAnsiTheme="minorHAnsi" w:cstheme="minorHAnsi"/>
+          <w:sz w:val="28"/>
+          <w:szCs w:val="28"/>
+        </w:rPr>
+      </w:pPr>
+      <w:r>
+        <w:rPr>
+          <w:rFonts w:asciiTheme="minorHAnsi" w:hAnsiTheme="minorHAnsi" w:cstheme="minorHAnsi"/>
+          <w:sz w:val="28"/>
+          <w:szCs w:val="28"/>
+        </w:rPr>
+        <w:t>Used when the table should store references instead of actual data</w:t>
+      </w:r>
+    </w:p>
+    <w:p>
+      <w:pPr>
+        <w:pStyle w:val="NormalWeb"/>
+        <w:numPr>
+          <w:ilvl w:val="0"/>
+          <w:numId w:val="2"/>
+        </w:numPr>
+        <w:rPr>
+          <w:rFonts w:asciiTheme="minorHAnsi" w:hAnsiTheme="minorHAnsi" w:cstheme="minorHAnsi"/>
+          <w:sz w:val="28"/>
+          <w:szCs w:val="28"/>
+        </w:rPr>
+      </w:pPr>
+      <w:r>
+        <w:rPr>
+          <w:rFonts w:asciiTheme="minorHAnsi" w:hAnsiTheme="minorHAnsi" w:cstheme="minorHAnsi"/>
+          <w:sz w:val="28"/>
+          <w:szCs w:val="28"/>
+        </w:rPr>
+        <w:t>a) Referenced Type → reference to class/interface/type</w:t>
+      </w:r>
+    </w:p>
+    <w:p>
+      <w:pPr>
+        <w:pStyle w:val="NormalWeb"/>
+        <w:numPr>
+          <w:ilvl w:val="0"/>
+          <w:numId w:val="2"/>
+        </w:numPr>
+        <w:rPr>
+          <w:rFonts w:asciiTheme="minorHAnsi" w:hAnsiTheme="minorHAnsi" w:cstheme="minorHAnsi"/>
+          <w:sz w:val="28"/>
+          <w:szCs w:val="28"/>
+        </w:rPr>
+      </w:pPr>
+      <w:r>
+        <w:rPr>
+          <w:rFonts w:asciiTheme="minorHAnsi" w:hAnsiTheme="minorHAnsi" w:cstheme="minorHAnsi"/>
+          <w:sz w:val="28"/>
+          <w:szCs w:val="28"/>
+        </w:rPr>
+        <w:t>b) Reference to Built-in Type → reference to basic type</w:t>
+      </w:r>
+    </w:p>
+    <w:p>
+      <w:pPr>
+        <w:pStyle w:val="NormalWeb"/>
+        <w:numPr>
+          <w:ilvl w:val="0"/>
+          <w:numId w:val="2"/>
+        </w:numPr>
+        <w:rPr>
+          <w:rFonts w:asciiTheme="minorHAnsi" w:hAnsiTheme="minorHAnsi" w:cstheme="minorHAnsi"/>
+          <w:sz w:val="28"/>
+          <w:szCs w:val="28"/>
+        </w:rPr>
+      </w:pPr>
+      <w:r>
+        <w:rPr>
+          <w:rFonts w:asciiTheme="minorHAnsi" w:hAnsiTheme="minorHAnsi" w:cstheme="minorHAnsi"/>
+          <w:sz w:val="28"/>
+          <w:szCs w:val="28"/>
+        </w:rPr>
+        <w:t>Used in OOP ABAP programs</w:t>
+      </w:r>
+      <w:r>
+        <w:rPr>
+          <w:rFonts w:asciiTheme="minorHAnsi" w:hAnsiTheme="minorHAnsi" w:cstheme="minorHAnsi"/>
+          <w:sz w:val="28"/>
+          <w:szCs w:val="28"/>
+        </w:rPr>
+        <w:t>.</w:t>
+      </w:r>
+      <w:r>
+        <w:rPr>
+          <w:rFonts w:asciiTheme="minorHAnsi" w:hAnsiTheme="minorHAnsi" w:cstheme="minorHAnsi"/>
+          <w:sz w:val="28"/>
+          <w:szCs w:val="28"/>
+        </w:rPr>
+        <w:br/>
+      </w:r>
+    </w:p>
+    <w:p>
+      <w:pPr>
+        <w:pStyle w:val="NormalWeb"/>
+        <w:numPr>
+          <w:ilvl w:val="0"/>
+          <w:numId w:val="2"/>
+        </w:numPr>
+        <w:rPr>
+          <w:rFonts w:asciiTheme="minorHAnsi" w:hAnsiTheme="minorHAnsi" w:cstheme="minorHAnsi"/>
+          <w:sz w:val="28"/>
+          <w:szCs w:val="28"/>
+        </w:rPr>
+      </w:pPr>
+      <w:r>
+        <w:rPr>
+          <w:rFonts w:asciiTheme="minorHAnsi" w:hAnsiTheme="minorHAnsi" w:cstheme="minorHAnsi"/>
+          <w:sz w:val="28"/>
+          <w:szCs w:val="28"/>
+        </w:rPr>
+        <w:t>Exampl</w:t>
+      </w:r>
+      <w:r>
+        <w:rPr>
+          <w:rFonts w:asciiTheme="minorHAnsi" w:hAnsiTheme="minorHAnsi" w:cstheme="minorHAnsi"/>
+          <w:sz w:val="28"/>
+          <w:szCs w:val="28"/>
+        </w:rPr>
+        <w:t>e:</w:t>
+      </w:r>
+    </w:p>
+    <w:p>
+      <w:pPr>
+        <w:pStyle w:val="NormalWeb"/>
+        <w:numPr>
+          <w:ilvl w:val="0"/>
+          <w:numId w:val="2"/>
+        </w:numPr>
+        <w:rPr>
+          <w:rFonts w:asciiTheme="minorHAnsi" w:hAnsiTheme="minorHAnsi" w:cstheme="minorHAnsi"/>
+          <w:sz w:val="28"/>
+          <w:szCs w:val="28"/>
+        </w:rPr>
+      </w:pPr>
+      <w:r>
+        <w:rPr>
+          <w:rFonts w:asciiTheme="minorHAnsi" w:hAnsiTheme="minorHAnsi" w:cstheme="minorHAnsi"/>
+          <w:sz w:val="28"/>
+          <w:szCs w:val="28"/>
+        </w:rPr>
+        <w:t>Structure: ZSTR_STUDENT</w:t>
+      </w:r>
+    </w:p>
+    <w:p>
+      <w:pPr>
+        <w:pStyle w:val="NormalWeb"/>
+        <w:numPr>
+          <w:ilvl w:val="0"/>
+          <w:numId w:val="2"/>
+        </w:numPr>
+        <w:rPr>
+          <w:rFonts w:asciiTheme="minorHAnsi" w:hAnsiTheme="minorHAnsi" w:cstheme="minorHAnsi"/>
+          <w:sz w:val="28"/>
+          <w:szCs w:val="28"/>
+        </w:rPr>
+      </w:pPr>
+      <w:r>
+        <w:rPr>
+          <w:rFonts w:asciiTheme="minorHAnsi" w:hAnsiTheme="minorHAnsi" w:cstheme="minorHAnsi"/>
+          <w:sz w:val="28"/>
+          <w:szCs w:val="28"/>
+        </w:rPr>
+        <w:t>Fields: ID, NAME, AGE</w:t>
+      </w:r>
+    </w:p>
+    <w:p>
+      <w:pPr>
+        <w:pStyle w:val="NormalWeb"/>
+        <w:numPr>
+          <w:ilvl w:val="0"/>
+          <w:numId w:val="2"/>
+        </w:numPr>
+        <w:rPr>
+          <w:rFonts w:asciiTheme="minorHAnsi" w:hAnsiTheme="minorHAnsi" w:cstheme="minorHAnsi"/>
+          <w:sz w:val="28"/>
+          <w:szCs w:val="28"/>
+        </w:rPr>
+      </w:pPr>
+      <w:r>
+        <w:rPr>
+          <w:rFonts w:asciiTheme="minorHAnsi" w:hAnsiTheme="minorHAnsi" w:cstheme="minorHAnsi"/>
+          <w:sz w:val="28"/>
+          <w:szCs w:val="28"/>
+        </w:rPr>
+        <w:t>Table Type: ZTT_STUDENT</w:t>
+      </w:r>
+    </w:p>
+    <w:p>
+      <w:pPr>
+        <w:pStyle w:val="NormalWeb"/>
+        <w:numPr>
+          <w:ilvl w:val="0"/>
+          <w:numId w:val="2"/>
+        </w:numPr>
+        <w:rPr>
+          <w:rFonts w:asciiTheme="minorHAnsi" w:hAnsiTheme="minorHAnsi" w:cstheme="minorHAnsi"/>
+          <w:sz w:val="28"/>
+          <w:szCs w:val="28"/>
+        </w:rPr>
+      </w:pPr>
+      <w:r>
+        <w:rPr>
+          <w:rFonts w:asciiTheme="minorHAnsi" w:hAnsiTheme="minorHAnsi" w:cstheme="minorHAnsi"/>
+          <w:sz w:val="28"/>
+          <w:szCs w:val="28"/>
+        </w:rPr>
+        <w:t>Line Type: ZSTR_STUDENT</w:t>
+      </w:r>
+    </w:p>
+    <w:p>
+      <w:pPr>
+        <w:pStyle w:val="NormalWeb"/>
+        <w:numPr>
+          <w:ilvl w:val="0"/>
+          <w:numId w:val="2"/>
+        </w:numPr>
+        <w:rPr>
+          <w:rFonts w:asciiTheme="minorHAnsi" w:hAnsiTheme="minorHAnsi" w:cstheme="minorHAnsi"/>
+          <w:sz w:val="28"/>
+          <w:szCs w:val="28"/>
+        </w:rPr>
+      </w:pPr>
+      <w:r>
+        <w:rPr>
+          <w:rFonts w:asciiTheme="minorHAnsi" w:hAnsiTheme="minorHAnsi" w:cstheme="minorHAnsi"/>
+          <w:sz w:val="28"/>
+          <w:szCs w:val="28"/>
+        </w:rPr>
+        <w:t>Meaning:</w:t>
+      </w:r>
+      <w:r>
+        <w:rPr>
+          <w:rFonts w:asciiTheme="minorHAnsi" w:hAnsiTheme="minorHAnsi" w:cstheme="minorHAnsi"/>
+          <w:sz w:val="28"/>
+          <w:szCs w:val="28"/>
+        </w:rPr>
+        <w:t xml:space="preserve"> </w:t>
+      </w:r>
+      <w:r>
+        <w:rPr>
+          <w:rFonts w:asciiTheme="minorHAnsi" w:hAnsiTheme="minorHAnsi" w:cstheme="minorHAnsi"/>
+          <w:sz w:val="28"/>
+          <w:szCs w:val="28"/>
+        </w:rPr>
+        <w:t>Internal table of student records.</w:t>
+      </w:r>
+      <w:r>
+        <w:rPr>
+          <w:rFonts w:asciiTheme="minorHAnsi" w:hAnsiTheme="minorHAnsi" w:cstheme="minorHAnsi"/>
+          <w:sz w:val="28"/>
+          <w:szCs w:val="28"/>
+        </w:rPr>
+        <w:br/>
+      </w:r>
+    </w:p>
+    <w:p>
+      <w:pPr>
+        <w:pStyle w:val="NormalWeb"/>
+        <w:numPr>
+          <w:ilvl w:val="0"/>
+          <w:numId w:val="2"/>
+        </w:numPr>
+        <w:rPr>
+          <w:rFonts w:asciiTheme="minorHAnsi" w:hAnsiTheme="minorHAnsi" w:cstheme="minorHAnsi"/>
+          <w:sz w:val="28"/>
+          <w:szCs w:val="28"/>
+        </w:rPr>
+      </w:pPr>
+      <w:r>
+        <w:rPr>
+          <w:rFonts w:asciiTheme="minorHAnsi" w:hAnsiTheme="minorHAnsi" w:cstheme="minorHAnsi"/>
+          <w:noProof/>
+          <w:sz w:val="28"/>
+          <w:szCs w:val="28"/>
+        </w:rPr>
+        <w:drawing>
+          <wp:inline distT="0" distB="0" distL="0" distR="0" wp14:anchorId="6965FC43" wp14:editId="6581EEFC">
+            <wp:extent cx="2842260" cy="2016873"/>
+            <wp:effectExtent l="0" t="0" r="0" b="2540"/>
+            <wp:docPr id="1877835312" name="Picture 1"/>
+            <wp:cNvGraphicFramePr>
+              <a:graphicFrameLocks xmlns:a="http://schemas.openxmlformats.org/drawingml/2006/main" noChangeAspect="1"/>
+            </wp:cNvGraphicFramePr>
+            <a:graphic xmlns:a="http://schemas.openxmlformats.org/drawingml/2006/main">
+              <a:graphicData uri="http://schemas.openxmlformats.org/drawingml/2006/picture">
+                <pic:pic xmlns:pic="http://schemas.openxmlformats.org/drawingml/2006/picture">
+                  <pic:nvPicPr>
+                    <pic:cNvPr id="1877835312" name=""/>
+                    <pic:cNvPicPr/>
+                  </pic:nvPicPr>
+                  <pic:blipFill>
+                    <a:blip r:embed="rId8"/>
+                    <a:stretch>
+                      <a:fillRect/>
+                    </a:stretch>
+                  </pic:blipFill>
+                  <pic:spPr>
+                    <a:xfrm>
+                      <a:off x="0" y="0"/>
+                      <a:ext cx="2853425" cy="2024795"/>
+                    </a:xfrm>
+                    <a:prstGeom prst="rect">
+                      <a:avLst/>
+                    </a:prstGeom>
+                  </pic:spPr>
+                </pic:pic>
+              </a:graphicData>
+            </a:graphic>
+          </wp:inline>
+        </w:drawing>
+      </w:r>
+    </w:p>
+    <w:p>
+      <w:pPr>
+        <w:pStyle w:val="NormalWeb"/>
+        <w:numPr>
+          <w:ilvl w:val="0"/>
+          <w:numId w:val="2"/>
+        </w:numPr>
+        <w:rPr>
+          <w:rFonts w:asciiTheme="minorHAnsi" w:hAnsiTheme="minorHAnsi" w:cstheme="minorHAnsi"/>
+          <w:sz w:val="28"/>
+          <w:szCs w:val="28"/>
+        </w:rPr>
+      </w:pPr>
+      <w:r>
+        <w:rPr>
+          <w:rFonts w:asciiTheme="minorHAnsi" w:hAnsiTheme="minorHAnsi" w:cstheme="minorHAnsi"/>
+          <w:sz w:val="28"/>
+          <w:szCs w:val="28"/>
+        </w:rPr>
+        <w:t>Initial Number of Rows</w:t>
+      </w:r>
+      <w:r>
+        <w:rPr>
+          <w:rFonts w:asciiTheme="minorHAnsi" w:hAnsiTheme="minorHAnsi" w:cstheme="minorHAnsi"/>
+          <w:sz w:val="28"/>
+          <w:szCs w:val="28"/>
+        </w:rPr>
+        <w:t>:</w:t>
+      </w:r>
+    </w:p>
+    <w:p>
+      <w:pPr>
+        <w:pStyle w:val="NormalWeb"/>
+        <w:numPr>
+          <w:ilvl w:val="0"/>
+          <w:numId w:val="2"/>
+        </w:numPr>
+        <w:rPr>
+          <w:rFonts w:asciiTheme="minorHAnsi" w:hAnsiTheme="minorHAnsi" w:cstheme="minorHAnsi"/>
+          <w:sz w:val="28"/>
+          <w:szCs w:val="28"/>
+        </w:rPr>
+      </w:pPr>
+      <w:r>
+        <w:rPr>
+          <w:rFonts w:asciiTheme="minorHAnsi" w:hAnsiTheme="minorHAnsi" w:cstheme="minorHAnsi"/>
+          <w:sz w:val="28"/>
+          <w:szCs w:val="28"/>
+        </w:rPr>
+        <w:t>This field specifies how many rows SAP should initially reserve memory for when the internal table is created.</w:t>
+      </w:r>
+    </w:p>
+    <w:p>
+      <w:pPr>
+        <w:pStyle w:val="NormalWeb"/>
+        <w:numPr>
+          <w:ilvl w:val="0"/>
+          <w:numId w:val="2"/>
+        </w:numPr>
+        <w:rPr>
+          <w:rFonts w:asciiTheme="minorHAnsi" w:hAnsiTheme="minorHAnsi" w:cstheme="minorHAnsi"/>
+          <w:sz w:val="28"/>
+          <w:szCs w:val="28"/>
+        </w:rPr>
+      </w:pPr>
+      <w:r>
+        <w:rPr>
+          <w:rFonts w:asciiTheme="minorHAnsi" w:hAnsiTheme="minorHAnsi" w:cstheme="minorHAnsi"/>
+          <w:sz w:val="28"/>
+          <w:szCs w:val="28"/>
+        </w:rPr>
+        <w:t>Purpose</w:t>
+      </w:r>
+      <w:r>
+        <w:rPr>
+          <w:rFonts w:asciiTheme="minorHAnsi" w:hAnsiTheme="minorHAnsi" w:cstheme="minorHAnsi"/>
+          <w:sz w:val="28"/>
+          <w:szCs w:val="28"/>
+        </w:rPr>
+        <w:t>:</w:t>
+      </w:r>
+    </w:p>
+    <w:p>
+      <w:pPr>
+        <w:pStyle w:val="NormalWeb"/>
+        <w:numPr>
+          <w:ilvl w:val="0"/>
+          <w:numId w:val="2"/>
+        </w:numPr>
+        <w:rPr>
+          <w:rFonts w:asciiTheme="minorHAnsi" w:hAnsiTheme="minorHAnsi" w:cstheme="minorHAnsi"/>
+          <w:sz w:val="28"/>
+          <w:szCs w:val="28"/>
+        </w:rPr>
+      </w:pPr>
+      <w:r>
+        <w:rPr>
+          <w:rFonts w:asciiTheme="minorHAnsi" w:hAnsiTheme="minorHAnsi" w:cstheme="minorHAnsi"/>
+          <w:sz w:val="28"/>
+          <w:szCs w:val="28"/>
+        </w:rPr>
+        <w:t>It improves performance by avoiding repeated memory allocation when many records are expected.</w:t>
+      </w:r>
+    </w:p>
+    <w:p>
+      <w:pPr>
+        <w:pStyle w:val="NormalWeb"/>
+        <w:numPr>
+          <w:ilvl w:val="0"/>
+          <w:numId w:val="2"/>
+        </w:numPr>
+        <w:rPr>
+          <w:rFonts w:asciiTheme="minorHAnsi" w:hAnsiTheme="minorHAnsi" w:cstheme="minorHAnsi"/>
+          <w:sz w:val="28"/>
+          <w:szCs w:val="28"/>
+        </w:rPr>
+      </w:pPr>
+      <w:r>
+        <w:rPr>
+          <w:rFonts w:asciiTheme="minorHAnsi" w:hAnsiTheme="minorHAnsi" w:cstheme="minorHAnsi"/>
+          <w:sz w:val="28"/>
+          <w:szCs w:val="28"/>
+        </w:rPr>
+        <w:t xml:space="preserve">Eg:  </w:t>
+      </w:r>
+      <w:r>
+        <w:rPr>
+          <w:rFonts w:asciiTheme="minorHAnsi" w:hAnsiTheme="minorHAnsi" w:cstheme="minorHAnsi"/>
+          <w:sz w:val="28"/>
+          <w:szCs w:val="28"/>
+        </w:rPr>
+        <w:t>If Initial Number of Rows = 1000</w:t>
+      </w:r>
+    </w:p>
+    <w:p>
+      <w:pPr>
+        <w:pStyle w:val="NormalWeb"/>
+        <w:numPr>
+          <w:ilvl w:val="0"/>
+          <w:numId w:val="2"/>
+        </w:numPr>
+        <w:rPr>
+          <w:rFonts w:asciiTheme="minorHAnsi" w:hAnsiTheme="minorHAnsi" w:cstheme="minorHAnsi"/>
+          <w:sz w:val="28"/>
+          <w:szCs w:val="28"/>
+        </w:rPr>
+      </w:pPr>
+      <w:r>
+        <w:rPr>
+          <w:rFonts w:asciiTheme="minorHAnsi" w:hAnsiTheme="minorHAnsi" w:cstheme="minorHAnsi"/>
+          <w:sz w:val="28"/>
+          <w:szCs w:val="28"/>
+        </w:rPr>
+        <w:t>SAP allocates space for 1000 entries at table creation.</w:t>
+      </w:r>
+      <w:r>
+        <w:rPr>
+          <w:rFonts w:asciiTheme="minorHAnsi" w:hAnsiTheme="minorHAnsi" w:cstheme="minorHAnsi"/>
+          <w:sz w:val="28"/>
+          <w:szCs w:val="28"/>
+        </w:rPr>
+        <w:br/>
+      </w:r>
+    </w:p>
+    <w:p>
+      <w:pPr>
+        <w:pStyle w:val="NormalWeb"/>
+        <w:numPr>
+          <w:ilvl w:val="0"/>
+          <w:numId w:val="2"/>
+        </w:numPr>
+        <w:rPr>
+          <w:rFonts w:asciiTheme="minorHAnsi" w:hAnsiTheme="minorHAnsi" w:cstheme="minorHAnsi"/>
+          <w:sz w:val="28"/>
+          <w:szCs w:val="28"/>
+        </w:rPr>
+      </w:pPr>
+      <w:r>
+        <w:rPr>
+          <w:rFonts w:asciiTheme="minorHAnsi" w:hAnsiTheme="minorHAnsi" w:cstheme="minorHAnsi"/>
+          <w:sz w:val="28"/>
+          <w:szCs w:val="28"/>
+        </w:rPr>
+        <w:t>Access Type (Table Category)</w:t>
+      </w:r>
+    </w:p>
+    <w:p>
+      <w:pPr>
+        <w:pStyle w:val="NormalWeb"/>
+        <w:numPr>
+          <w:ilvl w:val="0"/>
+          <w:numId w:val="2"/>
+        </w:numPr>
+        <w:rPr>
+          <w:rFonts w:asciiTheme="minorHAnsi" w:hAnsiTheme="minorHAnsi" w:cstheme="minorHAnsi"/>
+          <w:sz w:val="28"/>
+          <w:szCs w:val="28"/>
+        </w:rPr>
+      </w:pPr>
+      <w:r>
+        <w:rPr>
+          <w:rFonts w:asciiTheme="minorHAnsi" w:hAnsiTheme="minorHAnsi" w:cstheme="minorHAnsi"/>
+          <w:sz w:val="28"/>
+          <w:szCs w:val="28"/>
+        </w:rPr>
+        <w:t>This defines how records are stored and accessed in the internal table.</w:t>
+      </w:r>
+    </w:p>
+    <w:p>
+      <w:pPr>
+        <w:pStyle w:val="NormalWeb"/>
+        <w:numPr>
+          <w:ilvl w:val="0"/>
+          <w:numId w:val="2"/>
+        </w:numPr>
+        <w:rPr>
+          <w:rFonts w:asciiTheme="minorHAnsi" w:hAnsiTheme="minorHAnsi" w:cstheme="minorHAnsi"/>
+          <w:sz w:val="28"/>
+          <w:szCs w:val="28"/>
+        </w:rPr>
+      </w:pPr>
+      <w:r>
+        <w:rPr>
+          <w:rFonts w:asciiTheme="minorHAnsi" w:hAnsiTheme="minorHAnsi" w:cstheme="minorHAnsi"/>
+          <w:sz w:val="28"/>
+          <w:szCs w:val="28"/>
+        </w:rPr>
+        <w:t>1. Standard Table:</w:t>
+      </w:r>
+    </w:p>
+    <w:p>
+      <w:pPr>
+        <w:pStyle w:val="NormalWeb"/>
+        <w:numPr>
+          <w:ilvl w:val="0"/>
+          <w:numId w:val="2"/>
+        </w:numPr>
+        <w:rPr>
+          <w:rFonts w:asciiTheme="minorHAnsi" w:hAnsiTheme="minorHAnsi" w:cstheme="minorHAnsi"/>
+          <w:sz w:val="28"/>
+          <w:szCs w:val="28"/>
+        </w:rPr>
+      </w:pPr>
+      <w:r>
+        <w:rPr>
+          <w:rFonts w:asciiTheme="minorHAnsi" w:hAnsiTheme="minorHAnsi" w:cstheme="minorHAnsi"/>
+          <w:sz w:val="28"/>
+          <w:szCs w:val="28"/>
+        </w:rPr>
+        <w:t>A standard table stores records in insertion order and allows access by index or key.</w:t>
+      </w:r>
+    </w:p>
+    <w:p>
+      <w:pPr>
+        <w:pStyle w:val="NormalWeb"/>
+        <w:numPr>
+          <w:ilvl w:val="0"/>
+          <w:numId w:val="2"/>
+        </w:numPr>
+        <w:rPr>
+          <w:rFonts w:asciiTheme="minorHAnsi" w:hAnsiTheme="minorHAnsi" w:cstheme="minorHAnsi"/>
+          <w:sz w:val="28"/>
+          <w:szCs w:val="28"/>
+        </w:rPr>
+      </w:pPr>
+      <w:r>
+        <w:rPr>
+          <w:rFonts w:asciiTheme="minorHAnsi" w:hAnsiTheme="minorHAnsi" w:cstheme="minorHAnsi"/>
+          <w:sz w:val="28"/>
+          <w:szCs w:val="28"/>
+        </w:rPr>
+        <w:t>Linear Search</w:t>
+      </w:r>
+    </w:p>
+    <w:p>
+      <w:pPr>
+        <w:pStyle w:val="NormalWeb"/>
+        <w:numPr>
+          <w:ilvl w:val="0"/>
+          <w:numId w:val="2"/>
+        </w:numPr>
+        <w:rPr>
+          <w:rFonts w:asciiTheme="minorHAnsi" w:hAnsiTheme="minorHAnsi" w:cstheme="minorHAnsi"/>
+          <w:sz w:val="28"/>
+          <w:szCs w:val="28"/>
+        </w:rPr>
+      </w:pPr>
+      <w:r>
+        <w:rPr>
+          <w:rFonts w:asciiTheme="minorHAnsi" w:hAnsiTheme="minorHAnsi" w:cstheme="minorHAnsi"/>
+          <w:sz w:val="28"/>
+          <w:szCs w:val="28"/>
+        </w:rPr>
+        <w:lastRenderedPageBreak/>
+        <w:t>2.</w:t>
+      </w:r>
+      <w:r>
+        <w:t xml:space="preserve"> </w:t>
+      </w:r>
+      <w:r>
+        <w:rPr>
+          <w:rFonts w:asciiTheme="minorHAnsi" w:hAnsiTheme="minorHAnsi" w:cstheme="minorHAnsi"/>
+          <w:sz w:val="28"/>
+          <w:szCs w:val="28"/>
+        </w:rPr>
+        <w:t>Sorted Table</w:t>
+      </w:r>
+      <w:r>
+        <w:rPr>
+          <w:rFonts w:asciiTheme="minorHAnsi" w:hAnsiTheme="minorHAnsi" w:cstheme="minorHAnsi"/>
+          <w:sz w:val="28"/>
+          <w:szCs w:val="28"/>
+        </w:rPr>
+        <w:t>:</w:t>
+      </w:r>
+    </w:p>
+    <w:p>
+      <w:pPr>
+        <w:pStyle w:val="NormalWeb"/>
+        <w:numPr>
+          <w:ilvl w:val="0"/>
+          <w:numId w:val="2"/>
+        </w:numPr>
+        <w:rPr>
+          <w:rFonts w:asciiTheme="minorHAnsi" w:hAnsiTheme="minorHAnsi" w:cstheme="minorHAnsi"/>
+          <w:sz w:val="28"/>
+          <w:szCs w:val="28"/>
+        </w:rPr>
+      </w:pPr>
+      <w:r>
+        <w:rPr>
+          <w:rFonts w:asciiTheme="minorHAnsi" w:hAnsiTheme="minorHAnsi" w:cstheme="minorHAnsi"/>
+          <w:sz w:val="28"/>
+          <w:szCs w:val="28"/>
+        </w:rPr>
+        <w:t>A sorted table keeps records automatically sorted according to the key.</w:t>
+      </w:r>
+    </w:p>
+    <w:p>
+      <w:pPr>
+        <w:pStyle w:val="NormalWeb"/>
+        <w:numPr>
+          <w:ilvl w:val="0"/>
+          <w:numId w:val="2"/>
+        </w:numPr>
+        <w:rPr>
+          <w:rFonts w:asciiTheme="minorHAnsi" w:hAnsiTheme="minorHAnsi" w:cstheme="minorHAnsi"/>
+          <w:sz w:val="28"/>
+          <w:szCs w:val="28"/>
+        </w:rPr>
+      </w:pPr>
+      <w:r>
+        <w:rPr>
+          <w:rFonts w:asciiTheme="minorHAnsi" w:hAnsiTheme="minorHAnsi" w:cstheme="minorHAnsi"/>
+          <w:sz w:val="28"/>
+          <w:szCs w:val="28"/>
+        </w:rPr>
+        <w:t>Binary Search</w:t>
+      </w:r>
+    </w:p>
+    <w:p>
+      <w:pPr>
+        <w:pStyle w:val="NormalWeb"/>
+        <w:numPr>
+          <w:ilvl w:val="0"/>
+          <w:numId w:val="2"/>
+        </w:numPr>
+        <w:rPr>
+          <w:rFonts w:asciiTheme="minorHAnsi" w:hAnsiTheme="minorHAnsi" w:cstheme="minorHAnsi"/>
+          <w:sz w:val="28"/>
+          <w:szCs w:val="28"/>
+        </w:rPr>
+      </w:pPr>
+      <w:r>
+        <w:rPr>
+          <w:rFonts w:asciiTheme="minorHAnsi" w:hAnsiTheme="minorHAnsi" w:cstheme="minorHAnsi"/>
+          <w:sz w:val="28"/>
+          <w:szCs w:val="28"/>
+        </w:rPr>
+        <w:t>3</w:t>
+      </w:r>
+      <w:r>
+        <w:rPr>
+          <w:rFonts w:asciiTheme="minorHAnsi" w:hAnsiTheme="minorHAnsi" w:cstheme="minorHAnsi"/>
+          <w:sz w:val="28"/>
+          <w:szCs w:val="28"/>
+        </w:rPr>
+        <w:t>.</w:t>
+      </w:r>
+      <w:r>
+        <w:rPr>
+          <w:rFonts w:asciiTheme="minorHAnsi" w:hAnsiTheme="minorHAnsi" w:cstheme="minorHAnsi"/>
+          <w:sz w:val="28"/>
+          <w:szCs w:val="28"/>
+        </w:rPr>
+        <w:t>Hashed Table</w:t>
+      </w:r>
+      <w:r>
+        <w:rPr>
+          <w:rFonts w:asciiTheme="minorHAnsi" w:hAnsiTheme="minorHAnsi" w:cstheme="minorHAnsi"/>
+          <w:sz w:val="28"/>
+          <w:szCs w:val="28"/>
+        </w:rPr>
+        <w:t>:</w:t>
+      </w:r>
+    </w:p>
+    <w:p>
+      <w:pPr>
+        <w:pStyle w:val="NormalWeb"/>
+        <w:numPr>
+          <w:ilvl w:val="0"/>
+          <w:numId w:val="2"/>
+        </w:numPr>
+        <w:rPr>
+          <w:rFonts w:asciiTheme="minorHAnsi" w:hAnsiTheme="minorHAnsi" w:cstheme="minorHAnsi"/>
+          <w:sz w:val="28"/>
+          <w:szCs w:val="28"/>
+        </w:rPr>
+      </w:pPr>
+      <w:r>
+        <w:rPr>
+          <w:rFonts w:asciiTheme="minorHAnsi" w:hAnsiTheme="minorHAnsi" w:cstheme="minorHAnsi"/>
+          <w:sz w:val="28"/>
+          <w:szCs w:val="28"/>
+        </w:rPr>
+        <w:t>A hashed table stores records using a hash algorithm for key-based access.</w:t>
+      </w:r>
+    </w:p>
+    <w:p>
+      <w:pPr>
+        <w:pStyle w:val="NormalWeb"/>
+        <w:numPr>
+          <w:ilvl w:val="0"/>
+          <w:numId w:val="2"/>
+        </w:numPr>
+        <w:rPr>
+          <w:rFonts w:asciiTheme="minorHAnsi" w:hAnsiTheme="minorHAnsi" w:cstheme="minorHAnsi"/>
+          <w:sz w:val="28"/>
+          <w:szCs w:val="28"/>
+        </w:rPr>
+      </w:pPr>
+      <w:r>
+        <w:rPr>
+          <w:rFonts w:asciiTheme="minorHAnsi" w:hAnsiTheme="minorHAnsi" w:cstheme="minorHAnsi"/>
+          <w:sz w:val="28"/>
+          <w:szCs w:val="28"/>
+        </w:rPr>
+        <w:t>Fast Search</w:t>
+      </w:r>
+    </w:p>
+    <w:p>
+      <w:pPr>
+        <w:pStyle w:val="NormalWeb"/>
+        <w:numPr>
+          <w:ilvl w:val="0"/>
+          <w:numId w:val="2"/>
+        </w:numPr>
+        <w:rPr>
+          <w:rFonts w:asciiTheme="minorHAnsi" w:hAnsiTheme="minorHAnsi" w:cstheme="minorHAnsi"/>
+          <w:sz w:val="28"/>
+          <w:szCs w:val="28"/>
+        </w:rPr>
+      </w:pPr>
+      <w:r>
+        <w:rPr>
+          <w:rFonts w:asciiTheme="minorHAnsi" w:hAnsiTheme="minorHAnsi" w:cstheme="minorHAnsi"/>
+          <w:sz w:val="28"/>
+          <w:szCs w:val="28"/>
+        </w:rPr>
+        <w:t>4.</w:t>
+      </w:r>
+      <w:r>
+        <w:t xml:space="preserve"> </w:t>
+      </w:r>
+      <w:r>
+        <w:rPr>
+          <w:rFonts w:asciiTheme="minorHAnsi" w:hAnsiTheme="minorHAnsi" w:cstheme="minorHAnsi"/>
+          <w:sz w:val="28"/>
+          <w:szCs w:val="28"/>
+        </w:rPr>
+        <w:t>Index Table</w:t>
+      </w:r>
+      <w:r>
+        <w:rPr>
+          <w:rFonts w:asciiTheme="minorHAnsi" w:hAnsiTheme="minorHAnsi" w:cstheme="minorHAnsi"/>
+          <w:sz w:val="28"/>
+          <w:szCs w:val="28"/>
+        </w:rPr>
+        <w:t>:</w:t>
+      </w:r>
+    </w:p>
+    <w:p>
+      <w:pPr>
+        <w:pStyle w:val="NormalWeb"/>
+        <w:numPr>
+          <w:ilvl w:val="0"/>
+          <w:numId w:val="2"/>
+        </w:numPr>
+        <w:rPr>
+          <w:rFonts w:asciiTheme="minorHAnsi" w:hAnsiTheme="minorHAnsi" w:cstheme="minorHAnsi"/>
+          <w:sz w:val="28"/>
+          <w:szCs w:val="28"/>
+        </w:rPr>
+      </w:pPr>
+      <w:r>
+        <w:rPr>
+          <w:rFonts w:asciiTheme="minorHAnsi" w:hAnsiTheme="minorHAnsi" w:cstheme="minorHAnsi"/>
+          <w:sz w:val="28"/>
+          <w:szCs w:val="28"/>
+        </w:rPr>
+        <w:t>Index table is a generic category representing tables that can be accessed by index.</w:t>
+      </w:r>
+    </w:p>
+    <w:p>
+      <w:pPr>
+        <w:pStyle w:val="NormalWeb"/>
+        <w:numPr>
+          <w:ilvl w:val="0"/>
+          <w:numId w:val="2"/>
+        </w:numPr>
+        <w:rPr>
+          <w:rFonts w:asciiTheme="minorHAnsi" w:hAnsiTheme="minorHAnsi" w:cstheme="minorHAnsi"/>
+          <w:sz w:val="28"/>
+          <w:szCs w:val="28"/>
+        </w:rPr>
+      </w:pPr>
+      <w:r>
+        <w:rPr>
+          <w:rFonts w:asciiTheme="minorHAnsi" w:hAnsiTheme="minorHAnsi" w:cstheme="minorHAnsi"/>
+          <w:sz w:val="28"/>
+          <w:szCs w:val="28"/>
+        </w:rPr>
+        <w:t>5.</w:t>
+      </w:r>
+      <w:r>
+        <w:t xml:space="preserve"> </w:t>
+      </w:r>
+      <w:r>
+        <w:rPr>
+          <w:rFonts w:asciiTheme="minorHAnsi" w:hAnsiTheme="minorHAnsi" w:cstheme="minorHAnsi"/>
+          <w:sz w:val="28"/>
+          <w:szCs w:val="28"/>
+        </w:rPr>
+        <w:t>Not Specified</w:t>
+      </w:r>
+      <w:r>
+        <w:rPr>
+          <w:rFonts w:asciiTheme="minorHAnsi" w:hAnsiTheme="minorHAnsi" w:cstheme="minorHAnsi"/>
+          <w:sz w:val="28"/>
+          <w:szCs w:val="28"/>
+        </w:rPr>
+        <w:t>:</w:t>
+      </w:r>
+    </w:p>
+    <w:p>
+      <w:pPr>
+        <w:pStyle w:val="NormalWeb"/>
+        <w:numPr>
+          <w:ilvl w:val="0"/>
+          <w:numId w:val="2"/>
+        </w:numPr>
+        <w:rPr>
+          <w:rFonts w:asciiTheme="minorHAnsi" w:hAnsiTheme="minorHAnsi" w:cstheme="minorHAnsi"/>
+          <w:sz w:val="28"/>
+          <w:szCs w:val="28"/>
+        </w:rPr>
+      </w:pPr>
+      <w:r>
+        <w:rPr>
+          <w:rFonts w:asciiTheme="minorHAnsi" w:hAnsiTheme="minorHAnsi" w:cstheme="minorHAnsi"/>
+          <w:sz w:val="28"/>
+          <w:szCs w:val="28"/>
+        </w:rPr>
+        <w:t>No table category defined in DDIC.</w:t>
+      </w:r>
+    </w:p>
+    <w:p>
+      <w:pPr>
+        <w:pStyle w:val="NormalWeb"/>
+        <w:numPr>
+          <w:ilvl w:val="0"/>
+          <w:numId w:val="2"/>
+        </w:numPr>
+        <w:rPr>
+          <w:rFonts w:asciiTheme="minorHAnsi" w:hAnsiTheme="minorHAnsi" w:cstheme="minorHAnsi"/>
+          <w:sz w:val="28"/>
+          <w:szCs w:val="28"/>
+        </w:rPr>
+      </w:pPr>
+      <w:r>
+        <w:rPr>
+          <w:rFonts w:asciiTheme="minorHAnsi" w:hAnsiTheme="minorHAnsi" w:cstheme="minorHAnsi"/>
+          <w:sz w:val="28"/>
+          <w:szCs w:val="28"/>
+        </w:rPr>
+        <w:t>Programmer defines category in ABAP.</w:t>
+      </w:r>
+    </w:p>
+    <w:p>
+      <w:pPr>
+        <w:pStyle w:val="NormalWeb"/>
+        <w:numPr>
+          <w:ilvl w:val="0"/>
+          <w:numId w:val="1"/>
+        </w:numPr>
+        <w:rPr>
+          <w:rFonts w:asciiTheme="minorHAnsi" w:hAnsiTheme="minorHAnsi" w:cstheme="minorHAnsi"/>
+          <w:sz w:val="28"/>
+          <w:szCs w:val="28"/>
+        </w:rPr>
+      </w:pPr>
+      <w:r>
+        <w:rPr>
+          <w:rFonts w:asciiTheme="minorHAnsi" w:hAnsiTheme="minorHAnsi" w:cstheme="minorHAnsi"/>
+          <w:sz w:val="28"/>
+          <w:szCs w:val="28"/>
+        </w:rPr>
+        <w:t>Table Type creation</w:t>
+      </w:r>
+    </w:p>
+    <w:p>
+      <w:pPr>
+        <w:pStyle w:val="NormalWeb"/>
+        <w:numPr>
+          <w:ilvl w:val="0"/>
+          <w:numId w:val="2"/>
+        </w:numPr>
+        <w:rPr>
+          <w:rFonts w:asciiTheme="minorHAnsi" w:hAnsiTheme="minorHAnsi" w:cstheme="minorHAnsi"/>
+          <w:sz w:val="28"/>
+          <w:szCs w:val="28"/>
+        </w:rPr>
+      </w:pPr>
+      <w:r>
+        <w:rPr>
+          <w:rFonts w:asciiTheme="minorHAnsi" w:hAnsiTheme="minorHAnsi" w:cstheme="minorHAnsi"/>
+          <w:sz w:val="28"/>
+          <w:szCs w:val="28"/>
+        </w:rPr>
+        <w:t xml:space="preserve"> SE11-&gt; </w:t>
+      </w:r>
+      <w:r>
+        <w:rPr>
+          <w:rFonts w:asciiTheme="minorHAnsi" w:hAnsiTheme="minorHAnsi" w:cstheme="minorHAnsi"/>
+          <w:sz w:val="28"/>
+          <w:szCs w:val="28"/>
+        </w:rPr>
+        <w:t xml:space="preserve">Table </w:t>
+      </w:r>
+      <w:proofErr w:type="gramStart"/>
+      <w:r>
+        <w:rPr>
+          <w:rFonts w:asciiTheme="minorHAnsi" w:hAnsiTheme="minorHAnsi" w:cstheme="minorHAnsi"/>
+          <w:sz w:val="28"/>
+          <w:szCs w:val="28"/>
+        </w:rPr>
+        <w:t>Type(</w:t>
+      </w:r>
+      <w:proofErr w:type="gramEnd"/>
+      <w:r>
+        <w:rPr>
+          <w:rFonts w:asciiTheme="minorHAnsi" w:hAnsiTheme="minorHAnsi" w:cstheme="minorHAnsi"/>
+          <w:sz w:val="28"/>
+          <w:szCs w:val="28"/>
+        </w:rPr>
+        <w:t xml:space="preserve">Radio Button)-&gt; </w:t>
+      </w:r>
+      <w:r>
+        <w:rPr>
+          <w:rFonts w:asciiTheme="minorHAnsi" w:hAnsiTheme="minorHAnsi" w:cstheme="minorHAnsi"/>
+          <w:sz w:val="28"/>
+          <w:szCs w:val="28"/>
+        </w:rPr>
+        <w:t xml:space="preserve">Provide name-&gt; </w:t>
+      </w:r>
+      <w:r>
+        <w:rPr>
+          <w:rFonts w:asciiTheme="minorHAnsi" w:hAnsiTheme="minorHAnsi" w:cstheme="minorHAnsi"/>
+          <w:sz w:val="28"/>
+          <w:szCs w:val="28"/>
+        </w:rPr>
+        <w:t>C</w:t>
+      </w:r>
+      <w:r>
+        <w:rPr>
+          <w:rFonts w:asciiTheme="minorHAnsi" w:hAnsiTheme="minorHAnsi" w:cstheme="minorHAnsi"/>
+          <w:sz w:val="28"/>
+          <w:szCs w:val="28"/>
+        </w:rPr>
+        <w:t>reate-&gt; Enter Short text-&gt; save</w:t>
+      </w:r>
+      <w:r>
+        <w:rPr>
+          <w:rFonts w:asciiTheme="minorHAnsi" w:hAnsiTheme="minorHAnsi" w:cstheme="minorHAnsi"/>
+          <w:sz w:val="28"/>
+          <w:szCs w:val="28"/>
+        </w:rPr>
+        <w:t>.</w:t>
+      </w:r>
+      <w:r>
+        <w:rPr>
+          <w:rFonts w:asciiTheme="minorHAnsi" w:hAnsiTheme="minorHAnsi" w:cstheme="minorHAnsi"/>
+          <w:sz w:val="28"/>
+          <w:szCs w:val="28"/>
+        </w:rPr>
+        <w:drawing>
+          <wp:inline distT="0" distB="0" distL="0" distR="0" wp14:anchorId="6183B5B1" wp14:editId="5CF68CC2">
+            <wp:extent cx="5204460" cy="1235670"/>
+            <wp:effectExtent l="0" t="0" r="0" b="3175"/>
+            <wp:docPr id="844326640" name="Picture 1"/>
+            <wp:cNvGraphicFramePr>
+              <a:graphicFrameLocks xmlns:a="http://schemas.openxmlformats.org/drawingml/2006/main" noChangeAspect="1"/>
+            </wp:cNvGraphicFramePr>
+            <a:graphic xmlns:a="http://schemas.openxmlformats.org/drawingml/2006/main">
+              <a:graphicData uri="http://schemas.openxmlformats.org/drawingml/2006/picture">
+                <pic:pic xmlns:pic="http://schemas.openxmlformats.org/drawingml/2006/picture">
+                  <pic:nvPicPr>
+                    <pic:cNvPr id="844326640" name=""/>
+                    <pic:cNvPicPr/>
+                  </pic:nvPicPr>
+                  <pic:blipFill>
+                    <a:blip r:embed="rId9"/>
+                    <a:stretch>
+                      <a:fillRect/>
+                    </a:stretch>
+                  </pic:blipFill>
+                  <pic:spPr>
+                    <a:xfrm>
+                      <a:off x="0" y="0"/>
+                      <a:ext cx="5238765" cy="1243815"/>
+                    </a:xfrm>
+                    <a:prstGeom prst="rect">
+                      <a:avLst/>
+                    </a:prstGeom>
+                  </pic:spPr>
+                </pic:pic>
+              </a:graphicData>
+            </a:graphic>
+          </wp:inline>
+        </w:drawing>
+      </w:r>
+      <w:r>
+        <w:rPr>
+          <w:rFonts w:asciiTheme="minorHAnsi" w:hAnsiTheme="minorHAnsi" w:cstheme="minorHAnsi"/>
+          <w:sz w:val="28"/>
+          <w:szCs w:val="28"/>
+        </w:rPr>
+        <w:br/>
+      </w:r>
+    </w:p>
+    <w:p>
+      <w:pPr>
+        <w:pStyle w:val="NormalWeb"/>
+        <w:numPr>
+          <w:ilvl w:val="0"/>
+          <w:numId w:val="2"/>
+        </w:numPr>
+        <w:rPr>
+          <w:rFonts w:asciiTheme="minorHAnsi" w:hAnsiTheme="minorHAnsi" w:cstheme="minorHAnsi"/>
+          <w:sz w:val="28"/>
+          <w:szCs w:val="28"/>
+        </w:rPr>
+      </w:pPr>
+      <w:r>
+        <w:rPr>
+          <w:rFonts w:asciiTheme="minorHAnsi" w:hAnsiTheme="minorHAnsi" w:cstheme="minorHAnsi"/>
+          <w:sz w:val="28"/>
+          <w:szCs w:val="28"/>
+        </w:rPr>
+        <w:t xml:space="preserve"> </w:t>
+      </w:r>
+      <w:r>
+        <w:rPr>
+          <w:rFonts w:asciiTheme="minorHAnsi" w:hAnsiTheme="minorHAnsi" w:cstheme="minorHAnsi"/>
+          <w:sz w:val="28"/>
+          <w:szCs w:val="28"/>
+        </w:rPr>
+        <w:t>Write Source code:</w:t>
+      </w:r>
+    </w:p>
+    <w:p>
+      <w:pPr>
+        <w:pStyle w:val="NormalWeb"/>
+        <w:numPr>
+          <w:ilvl w:val="0"/>
+          <w:numId w:val="2"/>
+        </w:numPr>
+        <w:rPr>
+          <w:rFonts w:asciiTheme="minorHAnsi" w:hAnsiTheme="minorHAnsi" w:cstheme="minorHAnsi"/>
+          <w:sz w:val="28"/>
+          <w:szCs w:val="28"/>
+        </w:rPr>
+      </w:pPr>
+      <w:r>
+        <w:rPr>
+          <w:rFonts w:asciiTheme="minorHAnsi" w:hAnsiTheme="minorHAnsi" w:cstheme="minorHAnsi"/>
+          <w:sz w:val="28"/>
+          <w:szCs w:val="28"/>
+        </w:rPr>
+        <w:drawing>
+          <wp:inline distT="0" distB="0" distL="0" distR="0" wp14:anchorId="40D7BAB8" wp14:editId="117954F5">
+            <wp:extent cx="4206240" cy="1451167"/>
+            <wp:effectExtent l="0" t="0" r="3810" b="0"/>
+            <wp:docPr id="1166213434" name="Picture 1"/>
+            <wp:cNvGraphicFramePr>
+              <a:graphicFrameLocks xmlns:a="http://schemas.openxmlformats.org/drawingml/2006/main" noChangeAspect="1"/>
+            </wp:cNvGraphicFramePr>
+            <a:graphic xmlns:a="http://schemas.openxmlformats.org/drawingml/2006/main">
+              <a:graphicData uri="http://schemas.openxmlformats.org/drawingml/2006/picture">
+                <pic:pic xmlns:pic="http://schemas.openxmlformats.org/drawingml/2006/picture">
+                  <pic:nvPicPr>
+                    <pic:cNvPr id="1166213434" name=""/>
+                    <pic:cNvPicPr/>
+                  </pic:nvPicPr>
+                  <pic:blipFill>
+                    <a:blip r:embed="rId10"/>
+                    <a:stretch>
+                      <a:fillRect/>
+                    </a:stretch>
+                  </pic:blipFill>
+                  <pic:spPr>
+                    <a:xfrm>
+                      <a:off x="0" y="0"/>
+                      <a:ext cx="4214377" cy="1453974"/>
+                    </a:xfrm>
+                    <a:prstGeom prst="rect">
+                      <a:avLst/>
+                    </a:prstGeom>
+                  </pic:spPr>
+                </pic:pic>
+              </a:graphicData>
+            </a:graphic>
+          </wp:inline>
+        </w:drawing>
+      </w:r>
+    </w:p>
+    <w:p>
+      <w:pPr>
+        <w:pStyle w:val="ListParagraph"/>
+        <w:numPr>
+          <w:ilvl w:val="0"/>
+          <w:numId w:val="1"/>
+        </w:numPr>
+        <w:rPr>
+          <w:sz w:val="28"/>
+          <w:szCs w:val="28"/>
+          <w:lang w:val="en-US"/>
+        </w:rPr>
+      </w:pPr>
+      <w:r>
+        <w:rPr>
+          <w:sz w:val="28"/>
+          <w:szCs w:val="28"/>
+          <w:lang w:val="en-US"/>
+        </w:rPr>
+        <w:t>What is type pool?</w:t>
+      </w:r>
+    </w:p>
+    <w:p>
+      <w:pPr>
+        <w:pStyle w:val="ListParagraph"/>
+        <w:numPr>
+          <w:ilvl w:val="0"/>
+          <w:numId w:val="2"/>
+        </w:numPr>
+        <w:rPr>
+          <w:sz w:val="28"/>
+          <w:szCs w:val="28"/>
+          <w:lang w:val="en-US"/>
+        </w:rPr>
+      </w:pPr>
+      <w:r>
+        <w:rPr>
+          <w:sz w:val="28"/>
+          <w:szCs w:val="28"/>
+          <w:lang w:val="en-US"/>
+        </w:rPr>
+        <w:t>A type pool is a container that stores reusable data types and constants, which can be accessed in ABAP programs using the TYPE-POOLS statement.</w:t>
+      </w:r>
+    </w:p>
+    <w:p>
+      <w:pPr>
+        <w:pStyle w:val="ListParagraph"/>
+        <w:numPr>
+          <w:ilvl w:val="0"/>
+          <w:numId w:val="2"/>
+        </w:numPr>
+        <w:rPr>
+          <w:sz w:val="28"/>
+          <w:szCs w:val="28"/>
+          <w:lang w:val="en-US"/>
+        </w:rPr>
+      </w:pPr>
+      <w:r>
+        <w:rPr>
+          <w:sz w:val="28"/>
+          <w:szCs w:val="28"/>
+          <w:lang w:val="en-US"/>
+        </w:rPr>
+        <w:t>How Type Pool is Created</w:t>
+      </w:r>
+    </w:p>
+    <w:p>
+      <w:pPr>
+        <w:pStyle w:val="ListParagraph"/>
+        <w:numPr>
+          <w:ilvl w:val="0"/>
+          <w:numId w:val="2"/>
+        </w:numPr>
+        <w:rPr>
+          <w:sz w:val="28"/>
+          <w:szCs w:val="28"/>
+          <w:lang w:val="en-US"/>
+        </w:rPr>
+      </w:pPr>
+      <w:r>
+        <w:rPr>
+          <w:sz w:val="28"/>
+          <w:szCs w:val="28"/>
+          <w:lang w:val="en-US"/>
+        </w:rPr>
+        <w:t>Transaction: SE11</w:t>
+      </w:r>
+    </w:p>
+    <w:p>
+      <w:pPr>
+        <w:pStyle w:val="ListParagraph"/>
+        <w:numPr>
+          <w:ilvl w:val="0"/>
+          <w:numId w:val="2"/>
+        </w:numPr>
+        <w:rPr>
+          <w:sz w:val="28"/>
+          <w:szCs w:val="28"/>
+          <w:lang w:val="en-US"/>
+        </w:rPr>
+      </w:pPr>
+      <w:r>
+        <w:rPr>
+          <w:sz w:val="28"/>
+          <w:szCs w:val="28"/>
+          <w:lang w:val="en-US"/>
+        </w:rPr>
+        <w:t>Object type: Type Group (old name of type pool)</w:t>
+      </w:r>
+    </w:p>
+    <w:p>
+      <w:pPr>
+        <w:pStyle w:val="ListParagraph"/>
+        <w:numPr>
+          <w:ilvl w:val="0"/>
+          <w:numId w:val="2"/>
+        </w:numPr>
+        <w:rPr>
+          <w:sz w:val="28"/>
+          <w:szCs w:val="28"/>
+          <w:lang w:val="en-US"/>
+        </w:rPr>
+      </w:pPr>
+      <w:r>
+        <w:rPr>
+          <w:sz w:val="28"/>
+          <w:szCs w:val="28"/>
+          <w:lang w:val="en-US"/>
+        </w:rPr>
+        <w:lastRenderedPageBreak/>
+        <w:t>Steps:</w:t>
+      </w:r>
+    </w:p>
+    <w:p>
+      <w:pPr>
+        <w:pStyle w:val="ListParagraph"/>
+        <w:numPr>
+          <w:ilvl w:val="0"/>
+          <w:numId w:val="2"/>
+        </w:numPr>
+        <w:rPr>
+          <w:sz w:val="28"/>
+          <w:szCs w:val="28"/>
+          <w:lang w:val="en-US"/>
+        </w:rPr>
+      </w:pPr>
+      <w:r>
+        <w:rPr>
+          <w:sz w:val="28"/>
+          <w:szCs w:val="28"/>
+          <w:lang w:val="en-US"/>
+        </w:rPr>
+        <w:t>SE11</w:t>
+      </w:r>
+    </w:p>
+    <w:p>
+      <w:pPr>
+        <w:pStyle w:val="ListParagraph"/>
+        <w:numPr>
+          <w:ilvl w:val="0"/>
+          <w:numId w:val="2"/>
+        </w:numPr>
+        <w:rPr>
+          <w:sz w:val="28"/>
+          <w:szCs w:val="28"/>
+          <w:lang w:val="en-US"/>
+        </w:rPr>
+      </w:pPr>
+      <w:r>
+        <w:rPr>
+          <w:sz w:val="28"/>
+          <w:szCs w:val="28"/>
+          <w:lang w:val="en-US"/>
+        </w:rPr>
+        <w:t>Choose Type Group</w:t>
+      </w:r>
+    </w:p>
+    <w:p>
+      <w:pPr>
+        <w:pStyle w:val="ListParagraph"/>
+        <w:numPr>
+          <w:ilvl w:val="0"/>
+          <w:numId w:val="2"/>
+        </w:numPr>
+        <w:rPr>
+          <w:sz w:val="28"/>
+          <w:szCs w:val="28"/>
+          <w:lang w:val="en-US"/>
+        </w:rPr>
+      </w:pPr>
+      <w:r>
+        <w:rPr>
+          <w:sz w:val="28"/>
+          <w:szCs w:val="28"/>
+          <w:lang w:val="en-US"/>
+        </w:rPr>
+        <w:t>Enter name (Z…)</w:t>
+      </w:r>
+    </w:p>
+    <w:p>
+      <w:pPr>
+        <w:pStyle w:val="ListParagraph"/>
+        <w:numPr>
+          <w:ilvl w:val="0"/>
+          <w:numId w:val="2"/>
+        </w:numPr>
+        <w:rPr>
+          <w:sz w:val="28"/>
+          <w:szCs w:val="28"/>
+          <w:lang w:val="en-US"/>
+        </w:rPr>
+      </w:pPr>
+      <w:r>
+        <w:rPr>
+          <w:sz w:val="28"/>
+          <w:szCs w:val="28"/>
+          <w:lang w:val="en-US"/>
+        </w:rPr>
+        <w:t>Create</w:t>
+      </w:r>
+    </w:p>
+    <w:p>
+      <w:pPr>
+        <w:pStyle w:val="ListParagraph"/>
+        <w:numPr>
+          <w:ilvl w:val="0"/>
+          <w:numId w:val="2"/>
+        </w:numPr>
+        <w:rPr>
+          <w:sz w:val="28"/>
+          <w:szCs w:val="28"/>
+          <w:lang w:val="en-US"/>
+        </w:rPr>
+      </w:pPr>
+      <w:r>
+        <w:rPr>
+          <w:sz w:val="28"/>
+          <w:szCs w:val="28"/>
+          <w:lang w:val="en-US"/>
+        </w:rPr>
+        <w:t>Define TYPES / CONSTANTS</w:t>
+      </w:r>
+    </w:p>
+    <w:p>
+      <w:pPr>
+        <w:pStyle w:val="ListParagraph"/>
+        <w:numPr>
+          <w:ilvl w:val="0"/>
+          <w:numId w:val="2"/>
+        </w:numPr>
+        <w:rPr>
+          <w:sz w:val="28"/>
+          <w:szCs w:val="28"/>
+          <w:lang w:val="en-US"/>
+        </w:rPr>
+      </w:pPr>
+      <w:r>
+        <w:rPr>
+          <w:sz w:val="28"/>
+          <w:szCs w:val="28"/>
+          <w:lang w:val="en-US"/>
+        </w:rPr>
+        <w:t>Activate</w:t>
+      </w:r>
+    </w:p>
+    <w:p>
+      <w:pPr>
+        <w:ind w:left="360"/>
+        <w:rPr>
+          <w:sz w:val="28"/>
+          <w:szCs w:val="28"/>
+          <w:lang w:val="en-US"/>
+        </w:rPr>
+      </w:pPr>
+    </w:p>
+    <w:p>
+      <w:pPr>
+        <w:pStyle w:val="ListParagraph"/>
+        <w:numPr>
+          <w:ilvl w:val="0"/>
+          <w:numId w:val="1"/>
+        </w:numPr>
+        <w:rPr>
+          <w:sz w:val="28"/>
+          <w:szCs w:val="28"/>
+          <w:lang w:val="en-US"/>
+        </w:rPr>
+      </w:pPr>
+      <w:r>
+        <w:rPr>
+          <w:sz w:val="28"/>
+          <w:szCs w:val="28"/>
+          <w:lang w:val="en-US"/>
+        </w:rPr>
+        <w:t xml:space="preserve"> </w:t>
+      </w:r>
+      <w:r>
+        <w:rPr>
+          <w:sz w:val="28"/>
+          <w:szCs w:val="28"/>
+          <w:lang w:val="en-US"/>
+        </w:rPr>
+        <w:t>Difference between Type pool and Table type</w:t>
+      </w:r>
+    </w:p>
+    <w:p>
+      <w:pPr>
+        <w:pStyle w:val="ListParagraph"/>
+        <w:numPr>
+          <w:ilvl w:val="0"/>
+          <w:numId w:val="2"/>
+        </w:numPr>
+        <w:rPr>
+          <w:sz w:val="28"/>
+          <w:szCs w:val="28"/>
+          <w:lang w:val="en-US"/>
+        </w:rPr>
+      </w:pPr>
+      <w:r>
+        <w:rPr>
+          <w:sz w:val="28"/>
+          <w:szCs w:val="28"/>
+          <w:lang w:val="en-US"/>
+        </w:rPr>
+        <w:t>Difference: Type Pool vs Table Type</w:t>
+      </w:r>
+    </w:p>
+    <w:p>
+      <w:pPr>
+        <w:pStyle w:val="ListParagraph"/>
+        <w:numPr>
+          <w:ilvl w:val="0"/>
+          <w:numId w:val="2"/>
+        </w:numPr>
+        <w:rPr>
+          <w:b/>
+          <w:bCs/>
+          <w:sz w:val="28"/>
+          <w:szCs w:val="28"/>
+          <w:lang w:val="en-US"/>
+        </w:rPr>
+      </w:pPr>
+      <w:r>
+        <w:rPr>
+          <w:b/>
+          <w:bCs/>
+          <w:sz w:val="28"/>
+          <w:szCs w:val="28"/>
+          <w:lang w:val="en-US"/>
+        </w:rPr>
+        <w:t>Type Pool</w:t>
+      </w:r>
+    </w:p>
+    <w:p>
+      <w:pPr>
+        <w:pStyle w:val="ListParagraph"/>
+        <w:numPr>
+          <w:ilvl w:val="0"/>
+          <w:numId w:val="2"/>
+        </w:numPr>
+        <w:rPr>
+          <w:sz w:val="28"/>
+          <w:szCs w:val="28"/>
+          <w:lang w:val="en-US"/>
+        </w:rPr>
+      </w:pPr>
+      <w:r>
+        <w:rPr>
+          <w:sz w:val="28"/>
+          <w:szCs w:val="28"/>
+          <w:lang w:val="en-US"/>
+        </w:rPr>
+        <w:t>Collection of many types</w:t>
+      </w:r>
+    </w:p>
+    <w:p>
+      <w:pPr>
+        <w:pStyle w:val="ListParagraph"/>
+        <w:numPr>
+          <w:ilvl w:val="0"/>
+          <w:numId w:val="2"/>
+        </w:numPr>
+        <w:rPr>
+          <w:sz w:val="28"/>
+          <w:szCs w:val="28"/>
+          <w:lang w:val="en-US"/>
+        </w:rPr>
+      </w:pPr>
+      <w:r>
+        <w:rPr>
+          <w:sz w:val="28"/>
+          <w:szCs w:val="28"/>
+          <w:lang w:val="en-US"/>
+        </w:rPr>
+        <w:t>Program-level usage</w:t>
+      </w:r>
+    </w:p>
+    <w:p>
+      <w:pPr>
+        <w:pStyle w:val="ListParagraph"/>
+        <w:numPr>
+          <w:ilvl w:val="0"/>
+          <w:numId w:val="2"/>
+        </w:numPr>
+        <w:rPr>
+          <w:sz w:val="28"/>
+          <w:szCs w:val="28"/>
+          <w:lang w:val="en-US"/>
+        </w:rPr>
+      </w:pPr>
+      <w:r>
+        <w:rPr>
+          <w:sz w:val="28"/>
+          <w:szCs w:val="28"/>
+          <w:lang w:val="en-US"/>
+        </w:rPr>
+        <w:t>TYPE-POOLS needed</w:t>
+      </w:r>
+    </w:p>
+    <w:p>
+      <w:pPr>
+        <w:pStyle w:val="ListParagraph"/>
+        <w:numPr>
+          <w:ilvl w:val="0"/>
+          <w:numId w:val="2"/>
+        </w:numPr>
+        <w:rPr>
+          <w:b/>
+          <w:bCs/>
+          <w:sz w:val="28"/>
+          <w:szCs w:val="28"/>
+          <w:lang w:val="en-US"/>
+        </w:rPr>
+      </w:pPr>
+      <w:r>
+        <w:rPr>
+          <w:b/>
+          <w:bCs/>
+          <w:sz w:val="28"/>
+          <w:szCs w:val="28"/>
+          <w:lang w:val="en-US"/>
+        </w:rPr>
+        <w:t>Table Type</w:t>
+      </w:r>
+    </w:p>
+    <w:p>
+      <w:pPr>
+        <w:pStyle w:val="ListParagraph"/>
+        <w:numPr>
+          <w:ilvl w:val="0"/>
+          <w:numId w:val="2"/>
+        </w:numPr>
+        <w:rPr>
+          <w:sz w:val="28"/>
+          <w:szCs w:val="28"/>
+          <w:lang w:val="en-US"/>
+        </w:rPr>
+      </w:pPr>
+      <w:r>
+        <w:rPr>
+          <w:sz w:val="28"/>
+          <w:szCs w:val="28"/>
+          <w:lang w:val="en-US"/>
+        </w:rPr>
+        <w:t>One internal table type</w:t>
+      </w:r>
+    </w:p>
+    <w:p>
+      <w:pPr>
+        <w:pStyle w:val="ListParagraph"/>
+        <w:numPr>
+          <w:ilvl w:val="0"/>
+          <w:numId w:val="2"/>
+        </w:numPr>
+        <w:rPr>
+          <w:sz w:val="28"/>
+          <w:szCs w:val="28"/>
+          <w:lang w:val="en-US"/>
+        </w:rPr>
+      </w:pPr>
+      <w:r>
+        <w:rPr>
+          <w:sz w:val="28"/>
+          <w:szCs w:val="28"/>
+          <w:lang w:val="en-US"/>
+        </w:rPr>
+        <w:t>DDIC object</w:t>
+      </w:r>
+    </w:p>
+    <w:p>
+      <w:pPr>
+        <w:pStyle w:val="ListParagraph"/>
+        <w:numPr>
+          <w:ilvl w:val="0"/>
+          <w:numId w:val="2"/>
+        </w:numPr>
+        <w:rPr>
+          <w:sz w:val="28"/>
+          <w:szCs w:val="28"/>
+          <w:lang w:val="en-US"/>
+        </w:rPr>
+      </w:pPr>
+      <w:r>
+        <w:rPr>
+          <w:sz w:val="28"/>
+          <w:szCs w:val="28"/>
+          <w:lang w:val="en-US"/>
+        </w:rPr>
+        <w:t>Direct TYPE usage</w:t>
+      </w:r>
+    </w:p>
+    <w:p>
+      <w:pPr>
+        <w:ind w:left="360"/>
+        <w:rPr>
+          <w:sz w:val="28"/>
+          <w:szCs w:val="28"/>
+          <w:lang w:val="en-US"/>
+        </w:rPr>
+      </w:pPr>
+    </w:p>
+    <w:p>
+      <w:pPr>
+        <w:pStyle w:val="ListParagraph"/>
+        <w:numPr>
+          <w:ilvl w:val="0"/>
+          <w:numId w:val="1"/>
+        </w:numPr>
+        <w:rPr>
+          <w:sz w:val="28"/>
+          <w:szCs w:val="28"/>
+          <w:lang w:val="en-US"/>
+        </w:rPr>
+      </w:pPr>
+      <w:r>
+        <w:rPr>
+          <w:sz w:val="28"/>
+          <w:szCs w:val="28"/>
+          <w:lang w:val="en-US"/>
+        </w:rPr>
+        <w:t>What is Type Group</w:t>
+      </w:r>
+      <w:r>
+        <w:rPr>
+          <w:sz w:val="28"/>
+          <w:szCs w:val="28"/>
+          <w:lang w:val="en-US"/>
+        </w:rPr>
+        <w:t>?</w:t>
+      </w:r>
+    </w:p>
+    <w:p>
+      <w:pPr>
+        <w:pStyle w:val="ListParagraph"/>
+        <w:numPr>
+          <w:ilvl w:val="0"/>
+          <w:numId w:val="2"/>
+        </w:numPr>
+        <w:rPr>
+          <w:sz w:val="28"/>
+          <w:szCs w:val="28"/>
+          <w:lang w:val="en-US"/>
+        </w:rPr>
+      </w:pPr>
+      <w:r>
+        <w:rPr>
+          <w:sz w:val="28"/>
+          <w:szCs w:val="28"/>
+          <w:lang w:val="en-US"/>
+        </w:rPr>
+        <w:t>A type group is a Data Dictionary object (technical name of a type pool) that stores globally reusable type definitions and constants used in ABAP programs via the TYPE-POOLS statement.</w:t>
+      </w:r>
+    </w:p>
+    <w:p>
+      <w:pPr>
+        <w:pStyle w:val="ListParagraph"/>
         <w:rPr>
           <w:sz w:val="28"/>
           <w:szCs w:val="28"/>
@@ -43,9 +2519,171 @@
 </w:document>
 </file>
 
+<file path=word/endnotes.xml><?xml version="1.0" encoding="utf-8"?>
+<w:endnotes xmlns:wpc="http://schemas.microsoft.com/office/word/2010/wordprocessingCanvas" xmlns:cx="http://schemas.microsoft.com/office/drawing/2014/chartex" xmlns:cx1="http://schemas.microsoft.com/office/drawing/2015/9/8/chartex" xmlns:cx2="http://schemas.microsoft.com/office/drawing/2015/10/21/chartex" xmlns:cx3="http://schemas.microsoft.com/office/drawing/2016/5/9/chartex" xmlns:cx4="http://schemas.microsoft.com/office/drawing/2016/5/10/chartex" xmlns:cx5="http://schemas.microsoft.com/office/drawing/2016/5/11/chartex" xmlns:cx6="http://schemas.microsoft.com/office/drawing/2016/5/12/chartex" xmlns:cx7="http://schemas.microsoft.com/office/drawing/2016/5/13/chartex" xmlns:cx8="http://schemas.microsoft.com/office/drawing/2016/5/14/chartex" xmlns:mc="http://schemas.openxmlformats.org/markup-compatibility/2006" xmlns:aink="http://schemas.microsoft.com/office/drawing/2016/ink" xmlns:am3d="http://schemas.microsoft.com/office/drawing/2017/model3d" xmlns:o="urn:schemas-microsoft-com:office:office" xmlns:oel="http://schemas.microsoft.com/office/2019/extlst" xmlns:r="http://schemas.openxmlformats.org/officeDocument/2006/relationships" xmlns:m="http://schemas.openxmlformats.org/officeDocument/2006/math" xmlns:v="urn:schemas-microsoft-com:vml" xmlns:wp14="http://schemas.microsoft.com/office/word/2010/wordprocessingDrawing" xmlns:wp="http://schemas.openxmlformats.org/drawingml/2006/wordprocessingDrawing" xmlns:w10="urn:schemas-microsoft-com:office:word" xmlns:w="http://schemas.openxmlformats.org/wordprocessingml/2006/main" xmlns:w14="http://schemas.microsoft.com/office/word/2010/wordml" xmlns:w15="http://schemas.microsoft.com/office/word/2012/wordml" xmlns:w16cex="http://schemas.microsoft.com/office/word/2018/wordml/cex" xmlns:w16cid="http://schemas.microsoft.com/office/word/2016/wordml/cid" xmlns:w16="http://schemas.microsoft.com/office/word/2018/wordml" xmlns:w16du="http://schemas.microsoft.com/office/word/2023/wordml/word16du" xmlns:w16sdtdh="http://schemas.microsoft.com/office/word/2020/wordml/sdtdatahash" xmlns:w16sdtfl="http://schemas.microsoft.com/office/word/2024/wordml/sdtformatlock" xmlns:w16se="http://schemas.microsoft.com/office/word/2015/wordml/symex" xmlns:wpg="http://schemas.microsoft.com/office/word/2010/wordprocessingGroup" xmlns:wpi="http://schemas.microsoft.com/office/word/2010/wordprocessingInk" xmlns:wne="http://schemas.microsoft.com/office/word/2006/wordml" xmlns:wps="http://schemas.microsoft.com/office/word/2010/wordprocessingShape" mc:Ignorable="w14 w15 w16se w16cid w16 w16cex w16sdtdh w16sdtfl w16du wp14">
+  <w:endnote w:type="separator" w:id="-1">
+    <w:p>
+      <w:pPr>
+        <w:spacing w:after="0" w:line="240" w:lineRule="auto"/>
+      </w:pPr>
+      <w:r>
+        <w:separator/>
+      </w:r>
+    </w:p>
+  </w:endnote>
+  <w:endnote w:type="continuationSeparator" w:id="0">
+    <w:p>
+      <w:pPr>
+        <w:spacing w:after="0" w:line="240" w:lineRule="auto"/>
+      </w:pPr>
+      <w:r>
+        <w:continuationSeparator/>
+      </w:r>
+    </w:p>
+  </w:endnote>
+</w:endnotes>
+</file>
+
+<file path=word/footnotes.xml><?xml version="1.0" encoding="utf-8"?>
+<w:footnotes xmlns:wpc="http://schemas.microsoft.com/office/word/2010/wordprocessingCanvas" xmlns:cx="http://schemas.microsoft.com/office/drawing/2014/chartex" xmlns:cx1="http://schemas.microsoft.com/office/drawing/2015/9/8/chartex" xmlns:cx2="http://schemas.microsoft.com/office/drawing/2015/10/21/chartex" xmlns:cx3="http://schemas.microsoft.com/office/drawing/2016/5/9/chartex" xmlns:cx4="http://schemas.microsoft.com/office/drawing/2016/5/10/chartex" xmlns:cx5="http://schemas.microsoft.com/office/drawing/2016/5/11/chartex" xmlns:cx6="http://schemas.microsoft.com/office/drawing/2016/5/12/chartex" xmlns:cx7="http://schemas.microsoft.com/office/drawing/2016/5/13/chartex" xmlns:cx8="http://schemas.microsoft.com/office/drawing/2016/5/14/chartex" xmlns:mc="http://schemas.openxmlformats.org/markup-compatibility/2006" xmlns:aink="http://schemas.microsoft.com/office/drawing/2016/ink" xmlns:am3d="http://schemas.microsoft.com/office/drawing/2017/model3d" xmlns:o="urn:schemas-microsoft-com:office:office" xmlns:oel="http://schemas.microsoft.com/office/2019/extlst" xmlns:r="http://schemas.openxmlformats.org/officeDocument/2006/relationships" xmlns:m="http://schemas.openxmlformats.org/officeDocument/2006/math" xmlns:v="urn:schemas-microsoft-com:vml" xmlns:wp14="http://schemas.microsoft.com/office/word/2010/wordprocessingDrawing" xmlns:wp="http://schemas.openxmlformats.org/drawingml/2006/wordprocessingDrawing" xmlns:w10="urn:schemas-microsoft-com:office:word" xmlns:w="http://schemas.openxmlformats.org/wordprocessingml/2006/main" xmlns:w14="http://schemas.microsoft.com/office/word/2010/wordml" xmlns:w15="http://schemas.microsoft.com/office/word/2012/wordml" xmlns:w16cex="http://schemas.microsoft.com/office/word/2018/wordml/cex" xmlns:w16cid="http://schemas.microsoft.com/office/word/2016/wordml/cid" xmlns:w16="http://schemas.microsoft.com/office/word/2018/wordml" xmlns:w16du="http://schemas.microsoft.com/office/word/2023/wordml/word16du" xmlns:w16sdtdh="http://schemas.microsoft.com/office/word/2020/wordml/sdtdatahash" xmlns:w16sdtfl="http://schemas.microsoft.com/office/word/2024/wordml/sdtformatlock" xmlns:w16se="http://schemas.microsoft.com/office/word/2015/wordml/symex" xmlns:wpg="http://schemas.microsoft.com/office/word/2010/wordprocessingGroup" xmlns:wpi="http://schemas.microsoft.com/office/word/2010/wordprocessingInk" xmlns:wne="http://schemas.microsoft.com/office/word/2006/wordml" xmlns:wps="http://schemas.microsoft.com/office/word/2010/wordprocessingShape" mc:Ignorable="w14 w15 w16se w16cid w16 w16cex w16sdtdh w16sdtfl w16du wp14">
+  <w:footnote w:type="separator" w:id="-1">
+    <w:p>
+      <w:pPr>
+        <w:spacing w:after="0" w:line="240" w:lineRule="auto"/>
+      </w:pPr>
+      <w:r>
+        <w:separator/>
+      </w:r>
+    </w:p>
+  </w:footnote>
+  <w:footnote w:type="continuationSeparator" w:id="0">
+    <w:p>
+      <w:pPr>
+        <w:spacing w:after="0" w:line="240" w:lineRule="auto"/>
+      </w:pPr>
+      <w:r>
+        <w:continuationSeparator/>
+      </w:r>
+    </w:p>
+  </w:footnote>
+</w:footnotes>
+</file>
+
 <file path=word/numbering.xml><?xml version="1.0" encoding="utf-8"?>
 <w:numbering xmlns:wpc="http://schemas.microsoft.com/office/word/2010/wordprocessingCanvas" xmlns:cx="http://schemas.microsoft.com/office/drawing/2014/chartex" xmlns:cx1="http://schemas.microsoft.com/office/drawing/2015/9/8/chartex" xmlns:cx2="http://schemas.microsoft.com/office/drawing/2015/10/21/chartex" xmlns:cx3="http://schemas.microsoft.com/office/drawing/2016/5/9/chartex" xmlns:cx4="http://schemas.microsoft.com/office/drawing/2016/5/10/chartex" xmlns:cx5="http://schemas.microsoft.com/office/drawing/2016/5/11/chartex" xmlns:cx6="http://schemas.microsoft.com/office/drawing/2016/5/12/chartex" xmlns:cx7="http://schemas.microsoft.com/office/drawing/2016/5/13/chartex" xmlns:cx8="http://schemas.microsoft.com/office/drawing/2016/5/14/chartex" xmlns:mc="http://schemas.openxmlformats.org/markup-compatibility/2006" xmlns:aink="http://schemas.microsoft.com/office/drawing/2016/ink" xmlns:am3d="http://schemas.microsoft.com/office/drawing/2017/model3d" xmlns:o="urn:schemas-microsoft-com:office:office" xmlns:oel="http://schemas.microsoft.com/office/2019/extlst" xmlns:r="http://schemas.openxmlformats.org/officeDocument/2006/relationships" xmlns:m="http://schemas.openxmlformats.org/officeDocument/2006/math" xmlns:v="urn:schemas-microsoft-com:vml" xmlns:wp14="http://schemas.microsoft.com/office/word/2010/wordprocessingDrawing" xmlns:wp="http://schemas.openxmlformats.org/drawingml/2006/wordprocessingDrawing" xmlns:w10="urn:schemas-microsoft-com:office:word" xmlns:w="http://schemas.openxmlformats.org/wordprocessingml/2006/main" xmlns:w14="http://schemas.microsoft.com/office/word/2010/wordml" xmlns:w15="http://schemas.microsoft.com/office/word/2012/wordml" xmlns:w16cex="http://schemas.microsoft.com/office/word/2018/wordml/cex" xmlns:w16cid="http://schemas.microsoft.com/office/word/2016/wordml/cid" xmlns:w16="http://schemas.microsoft.com/office/word/2018/wordml" xmlns:w16du="http://schemas.microsoft.com/office/word/2023/wordml/word16du" xmlns:w16sdtdh="http://schemas.microsoft.com/office/word/2020/wordml/sdtdatahash" xmlns:w16sdtfl="http://schemas.microsoft.com/office/word/2024/wordml/sdtformatlock" xmlns:w16se="http://schemas.microsoft.com/office/word/2015/wordml/symex" xmlns:wpg="http://schemas.microsoft.com/office/word/2010/wordprocessingGroup" xmlns:wpi="http://schemas.microsoft.com/office/word/2010/wordprocessingInk" xmlns:wne="http://schemas.microsoft.com/office/word/2006/wordml" xmlns:wps="http://schemas.microsoft.com/office/word/2010/wordprocessingShape" mc:Ignorable="w14 w15 w16se w16cid w16 w16cex w16sdtdh w16sdtfl w16du wp14">
   <w:abstractNum w:abstractNumId="0" w15:restartNumberingAfterBreak="0">
+    <w:nsid w:val="519E6CF6"/>
+    <w:multiLevelType w:val="hybridMultilevel"/>
+    <w:tmpl w:val="6AC8F49C"/>
+    <w:lvl w:ilvl="0" w:tplc="9A240098">
+      <w:numFmt w:val="bullet"/>
+      <w:lvlText w:val=""/>
+      <w:lvlJc w:val="left"/>
+      <w:pPr>
+        <w:ind w:left="720" w:hanging="360"/>
+      </w:pPr>
+      <w:rPr>
+        <w:rFonts w:ascii="Wingdings" w:eastAsiaTheme="minorHAnsi" w:hAnsi="Wingdings" w:cstheme="minorBidi" w:hint="default"/>
+      </w:rPr>
+    </w:lvl>
+    <w:lvl w:ilvl="1" w:tplc="40090003" w:tentative="1">
+      <w:start w:val="1"/>
+      <w:numFmt w:val="bullet"/>
+      <w:lvlText w:val="o"/>
+      <w:lvlJc w:val="left"/>
+      <w:pPr>
+        <w:ind w:left="1440" w:hanging="360"/>
+      </w:pPr>
+      <w:rPr>
+        <w:rFonts w:ascii="Courier New" w:hAnsi="Courier New" w:cs="Courier New" w:hint="default"/>
+      </w:rPr>
+    </w:lvl>
+    <w:lvl w:ilvl="2" w:tplc="40090005" w:tentative="1">
+      <w:start w:val="1"/>
+      <w:numFmt w:val="bullet"/>
+      <w:lvlText w:val=""/>
+      <w:lvlJc w:val="left"/>
+      <w:pPr>
+        <w:ind w:left="2160" w:hanging="360"/>
+      </w:pPr>
+      <w:rPr>
+        <w:rFonts w:ascii="Wingdings" w:hAnsi="Wingdings" w:hint="default"/>
+      </w:rPr>
+    </w:lvl>
+    <w:lvl w:ilvl="3" w:tplc="40090001" w:tentative="1">
+      <w:start w:val="1"/>
+      <w:numFmt w:val="bullet"/>
+      <w:lvlText w:val=""/>
+      <w:lvlJc w:val="left"/>
+      <w:pPr>
+        <w:ind w:left="2880" w:hanging="360"/>
+      </w:pPr>
+      <w:rPr>
+        <w:rFonts w:ascii="Symbol" w:hAnsi="Symbol" w:hint="default"/>
+      </w:rPr>
+    </w:lvl>
+    <w:lvl w:ilvl="4" w:tplc="40090003" w:tentative="1">
+      <w:start w:val="1"/>
+      <w:numFmt w:val="bullet"/>
+      <w:lvlText w:val="o"/>
+      <w:lvlJc w:val="left"/>
+      <w:pPr>
+        <w:ind w:left="3600" w:hanging="360"/>
+      </w:pPr>
+      <w:rPr>
+        <w:rFonts w:ascii="Courier New" w:hAnsi="Courier New" w:cs="Courier New" w:hint="default"/>
+      </w:rPr>
+    </w:lvl>
+    <w:lvl w:ilvl="5" w:tplc="40090005" w:tentative="1">
+      <w:start w:val="1"/>
+      <w:numFmt w:val="bullet"/>
+      <w:lvlText w:val=""/>
+      <w:lvlJc w:val="left"/>
+      <w:pPr>
+        <w:ind w:left="4320" w:hanging="360"/>
+      </w:pPr>
+      <w:rPr>
+        <w:rFonts w:ascii="Wingdings" w:hAnsi="Wingdings" w:hint="default"/>
+      </w:rPr>
+    </w:lvl>
+    <w:lvl w:ilvl="6" w:tplc="40090001" w:tentative="1">
+      <w:start w:val="1"/>
+      <w:numFmt w:val="bullet"/>
+      <w:lvlText w:val=""/>
+      <w:lvlJc w:val="left"/>
+      <w:pPr>
+        <w:ind w:left="5040" w:hanging="360"/>
+      </w:pPr>
+      <w:rPr>
+        <w:rFonts w:ascii="Symbol" w:hAnsi="Symbol" w:hint="default"/>
+      </w:rPr>
+    </w:lvl>
+    <w:lvl w:ilvl="7" w:tplc="40090003" w:tentative="1">
+      <w:start w:val="1"/>
+      <w:numFmt w:val="bullet"/>
+      <w:lvlText w:val="o"/>
+      <w:lvlJc w:val="left"/>
+      <w:pPr>
+        <w:ind w:left="5760" w:hanging="360"/>
+      </w:pPr>
+      <w:rPr>
+        <w:rFonts w:ascii="Courier New" w:hAnsi="Courier New" w:cs="Courier New" w:hint="default"/>
+      </w:rPr>
+    </w:lvl>
+    <w:lvl w:ilvl="8" w:tplc="40090005" w:tentative="1">
+      <w:start w:val="1"/>
+      <w:numFmt w:val="bullet"/>
+      <w:lvlText w:val=""/>
+      <w:lvlJc w:val="left"/>
+      <w:pPr>
+        <w:ind w:left="6480" w:hanging="360"/>
+      </w:pPr>
+      <w:rPr>
+        <w:rFonts w:ascii="Wingdings" w:hAnsi="Wingdings" w:hint="default"/>
+      </w:rPr>
+    </w:lvl>
+  </w:abstractNum>
+  <w:abstractNum w:abstractNumId="1" w15:restartNumberingAfterBreak="0">
     <w:nsid w:val="7C6046B5"/>
     <w:multiLevelType w:val="hybridMultilevel"/>
     <w:tmpl w:val="9314FDD4"/>
@@ -135,6 +2773,9 @@
     </w:lvl>
   </w:abstractNum>
   <w:num w:numId="1" w16cid:durableId="2001273747">
+    <w:abstractNumId w:val="1"/>
+  </w:num>
+  <w:num w:numId="2" w16cid:durableId="1058239384">
     <w:abstractNumId w:val="0"/>
   </w:num>
 </w:numbering>
@@ -1057,6 +3698,66 @@
       <w:spacing w:val="5"/>
     </w:rPr>
   </w:style>
+  <w:style w:type="paragraph" w:styleId="NormalWeb">
+    <w:name w:val="Normal (Web)"/>
+    <w:basedOn w:val="Normal"/>
+    <w:uiPriority w:val="99"/>
+    <w:unhideWhenUsed/>
+    <w:rsid w:val="00B446C5"/>
+    <w:pPr>
+      <w:spacing w:before="100" w:beforeAutospacing="1" w:after="100" w:afterAutospacing="1" w:line="240" w:lineRule="auto"/>
+    </w:pPr>
+    <w:rPr>
+      <w:rFonts w:ascii="Times New Roman" w:eastAsia="Times New Roman" w:hAnsi="Times New Roman" w:cs="Times New Roman"/>
+      <w:kern w:val="0"/>
+      <w:lang w:eastAsia="en-IN"/>
+      <w14:ligatures w14:val="none"/>
+    </w:rPr>
+  </w:style>
+  <w:style w:type="paragraph" w:styleId="Header">
+    <w:name w:val="header"/>
+    <w:basedOn w:val="Normal"/>
+    <w:link w:val="HeaderChar"/>
+    <w:uiPriority w:val="99"/>
+    <w:unhideWhenUsed/>
+    <w:rsid w:val="000B6C84"/>
+    <w:pPr>
+      <w:tabs>
+        <w:tab w:val="center" w:pos="4513"/>
+        <w:tab w:val="right" w:pos="9026"/>
+      </w:tabs>
+      <w:spacing w:after="0" w:line="240" w:lineRule="auto"/>
+    </w:pPr>
+  </w:style>
+  <w:style w:type="character" w:customStyle="1" w:styleId="HeaderChar">
+    <w:name w:val="Header Char"/>
+    <w:basedOn w:val="DefaultParagraphFont"/>
+    <w:link w:val="Header"/>
+    <w:uiPriority w:val="99"/>
+    <w:rsid w:val="000B6C84"/>
+  </w:style>
+  <w:style w:type="paragraph" w:styleId="Footer">
+    <w:name w:val="footer"/>
+    <w:basedOn w:val="Normal"/>
+    <w:link w:val="FooterChar"/>
+    <w:uiPriority w:val="99"/>
+    <w:unhideWhenUsed/>
+    <w:rsid w:val="000B6C84"/>
+    <w:pPr>
+      <w:tabs>
+        <w:tab w:val="center" w:pos="4513"/>
+        <w:tab w:val="right" w:pos="9026"/>
+      </w:tabs>
+      <w:spacing w:after="0" w:line="240" w:lineRule="auto"/>
+    </w:pPr>
+  </w:style>
+  <w:style w:type="character" w:customStyle="1" w:styleId="FooterChar">
+    <w:name w:val="Footer Char"/>
+    <w:basedOn w:val="DefaultParagraphFont"/>
+    <w:link w:val="Footer"/>
+    <w:uiPriority w:val="99"/>
+    <w:rsid w:val="000B6C84"/>
+  </w:style>
 </w:styles>
 </file>
 

--- a/Assignment 16.docx
+++ b/Assignment 16.docx
@@ -1792,6 +1792,7 @@
       <w:r>
         <w:rPr>
           <w:rFonts w:asciiTheme="minorHAnsi" w:hAnsiTheme="minorHAnsi" w:cstheme="minorHAnsi"/>
+          <w:noProof/>
           <w:sz w:val="28"/>
           <w:szCs w:val="28"/>
         </w:rPr>
@@ -1886,6 +1887,7 @@
       <w:r>
         <w:rPr>
           <w:rFonts w:asciiTheme="minorHAnsi" w:hAnsiTheme="minorHAnsi" w:cstheme="minorHAnsi"/>
+          <w:noProof/>
           <w:sz w:val="28"/>
           <w:szCs w:val="28"/>
         </w:rPr>

--- a/Assignment 16.docx
+++ b/Assignment 16.docx
@@ -1737,25 +1737,7 @@
           <w:sz w:val="28"/>
           <w:szCs w:val="28"/>
         </w:rPr>
-        <w:t xml:space="preserve">Table </w:t>
-      </w:r>
-      <w:proofErr w:type="gramStart"/>
-      <w:r>
-        <w:rPr>
-          <w:rFonts w:asciiTheme="minorHAnsi" w:hAnsiTheme="minorHAnsi" w:cstheme="minorHAnsi"/>
-          <w:sz w:val="28"/>
-          <w:szCs w:val="28"/>
-        </w:rPr>
-        <w:t>Type(</w:t>
-      </w:r>
-      <w:proofErr w:type="gramEnd"/>
-      <w:r>
-        <w:rPr>
-          <w:rFonts w:asciiTheme="minorHAnsi" w:hAnsiTheme="minorHAnsi" w:cstheme="minorHAnsi"/>
-          <w:sz w:val="28"/>
-          <w:szCs w:val="28"/>
-        </w:rPr>
-        <w:t xml:space="preserve">Radio Button)-&gt; </w:t>
+        <w:t xml:space="preserve">Table Type(Radio Button)-&gt; </w:t>
       </w:r>
       <w:r>
         <w:rPr>
@@ -2035,7 +2017,15 @@
           <w:szCs w:val="28"/>
           <w:lang w:val="en-US"/>
         </w:rPr>
-        <w:t>Object type: Type Group (old name of type pool)</w:t>
+        <w:t>Type Group</w:t>
+      </w:r>
+      <w:r>
+        <w:rPr>
+          <w:sz w:val="28"/>
+          <w:szCs w:val="28"/>
+          <w:lang w:val="en-US"/>
+        </w:rPr>
+        <w:t>.</w:t>
       </w:r>
     </w:p>
     <w:p>
